--- a/docs/language_models/Perplexity_in_Language_Models.docx
+++ b/docs/language_models/Perplexity_in_Language_Models.docx
@@ -1056,6 +1056,289 @@
         </w:rPr>
         <w:t xml:space="preserve"> self-information:</w:t>
       </w:r>
+    </w:p>
+    <w:p>
+      <w:pPr>
+        <w:rPr>
+          <w:rFonts w:eastAsiaTheme="minorEastAsia" w:cs="Times New Roman"/>
+          <w:szCs w:val="19"/>
+        </w:rPr>
+      </w:pPr>
+    </w:p>
+    <w:p>
+      <w:pPr>
+        <w:rPr>
+          <w:rFonts w:eastAsiaTheme="minorEastAsia" w:cs="Times New Roman"/>
+          <w:szCs w:val="19"/>
+        </w:rPr>
+      </w:pPr>
+      <m:oMath>
+        <m:r>
+          <w:rPr>
+            <w:rFonts w:ascii="Cambria Math" w:eastAsiaTheme="minorEastAsia" w:hAnsi="Cambria Math" w:cs="Times New Roman"/>
+            <w:szCs w:val="19"/>
+          </w:rPr>
+          <m:t>H</m:t>
+        </m:r>
+        <m:d>
+          <m:dPr>
+            <m:ctrlPr>
+              <w:rPr>
+                <w:rFonts w:ascii="Cambria Math" w:eastAsiaTheme="minorEastAsia" w:hAnsi="Cambria Math" w:cs="Times New Roman"/>
+                <w:i/>
+                <w:szCs w:val="19"/>
+              </w:rPr>
+            </m:ctrlPr>
+          </m:dPr>
+          <m:e>
+            <m:r>
+              <w:rPr>
+                <w:rFonts w:ascii="Cambria Math" w:eastAsiaTheme="minorEastAsia" w:hAnsi="Cambria Math" w:cs="Times New Roman"/>
+                <w:szCs w:val="19"/>
+              </w:rPr>
+              <m:t>p</m:t>
+            </m:r>
+          </m:e>
+        </m:d>
+        <m:r>
+          <w:rPr>
+            <w:rFonts w:ascii="Cambria Math" w:eastAsiaTheme="minorEastAsia" w:hAnsi="Cambria Math" w:cs="Times New Roman"/>
+            <w:szCs w:val="19"/>
+          </w:rPr>
+          <m:t xml:space="preserve">= </m:t>
+        </m:r>
+        <m:sSub>
+          <m:sSubPr>
+            <m:ctrlPr>
+              <w:rPr>
+                <w:rFonts w:ascii="Cambria Math" w:eastAsiaTheme="minorEastAsia" w:hAnsi="Cambria Math" w:cs="Times New Roman"/>
+                <w:i/>
+                <w:szCs w:val="19"/>
+              </w:rPr>
+            </m:ctrlPr>
+          </m:sSubPr>
+          <m:e>
+            <m:r>
+              <m:rPr>
+                <m:scr m:val="double-struck"/>
+              </m:rPr>
+              <w:rPr>
+                <w:rFonts w:ascii="Cambria Math" w:eastAsiaTheme="minorEastAsia" w:hAnsi="Cambria Math" w:cs="Times New Roman"/>
+                <w:szCs w:val="19"/>
+              </w:rPr>
+              <m:t>E</m:t>
+            </m:r>
+          </m:e>
+          <m:sub>
+            <m:r>
+              <w:rPr>
+                <w:rFonts w:ascii="Cambria Math" w:eastAsiaTheme="minorEastAsia" w:hAnsi="Cambria Math" w:cs="Times New Roman"/>
+                <w:szCs w:val="19"/>
+              </w:rPr>
+              <m:t>X~p</m:t>
+            </m:r>
+          </m:sub>
+        </m:sSub>
+        <m:d>
+          <m:dPr>
+            <m:begChr m:val="["/>
+            <m:endChr m:val="]"/>
+            <m:ctrlPr>
+              <w:rPr>
+                <w:rFonts w:ascii="Cambria Math" w:eastAsiaTheme="minorEastAsia" w:hAnsi="Cambria Math" w:cs="Times New Roman"/>
+                <w:i/>
+                <w:szCs w:val="19"/>
+              </w:rPr>
+            </m:ctrlPr>
+          </m:dPr>
+          <m:e>
+            <m:sSub>
+              <m:sSubPr>
+                <m:ctrlPr>
+                  <w:rPr>
+                    <w:rFonts w:ascii="Cambria Math" w:eastAsiaTheme="minorEastAsia" w:hAnsi="Cambria Math" w:cs="Times New Roman"/>
+                    <w:i/>
+                    <w:szCs w:val="19"/>
+                  </w:rPr>
+                </m:ctrlPr>
+              </m:sSubPr>
+              <m:e>
+                <m:r>
+                  <w:rPr>
+                    <w:rFonts w:ascii="Cambria Math" w:eastAsiaTheme="minorEastAsia" w:hAnsi="Cambria Math" w:cs="Times New Roman"/>
+                    <w:szCs w:val="19"/>
+                  </w:rPr>
+                  <m:t>I</m:t>
+                </m:r>
+              </m:e>
+              <m:sub>
+                <m:r>
+                  <w:rPr>
+                    <w:rFonts w:ascii="Cambria Math" w:eastAsiaTheme="minorEastAsia" w:hAnsi="Cambria Math" w:cs="Times New Roman"/>
+                    <w:szCs w:val="19"/>
+                  </w:rPr>
+                  <m:t>p</m:t>
+                </m:r>
+              </m:sub>
+            </m:sSub>
+            <m:d>
+              <m:dPr>
+                <m:ctrlPr>
+                  <w:rPr>
+                    <w:rFonts w:ascii="Cambria Math" w:eastAsiaTheme="minorEastAsia" w:hAnsi="Cambria Math" w:cs="Times New Roman"/>
+                    <w:i/>
+                    <w:szCs w:val="19"/>
+                  </w:rPr>
+                </m:ctrlPr>
+              </m:dPr>
+              <m:e>
+                <m:r>
+                  <w:rPr>
+                    <w:rFonts w:ascii="Cambria Math" w:eastAsiaTheme="minorEastAsia" w:hAnsi="Cambria Math" w:cs="Times New Roman"/>
+                    <w:szCs w:val="19"/>
+                  </w:rPr>
+                  <m:t>X</m:t>
+                </m:r>
+              </m:e>
+            </m:d>
+          </m:e>
+        </m:d>
+        <m:r>
+          <w:rPr>
+            <w:rFonts w:ascii="Cambria Math" w:eastAsiaTheme="minorEastAsia" w:hAnsi="Cambria Math" w:cs="Times New Roman"/>
+            <w:szCs w:val="19"/>
+          </w:rPr>
+          <m:t>=-</m:t>
+        </m:r>
+        <m:nary>
+          <m:naryPr>
+            <m:chr m:val="∑"/>
+            <m:limLoc m:val="undOvr"/>
+            <m:supHide m:val="1"/>
+            <m:ctrlPr>
+              <w:rPr>
+                <w:rFonts w:ascii="Cambria Math" w:eastAsiaTheme="minorEastAsia" w:hAnsi="Cambria Math" w:cs="Times New Roman"/>
+                <w:i/>
+                <w:szCs w:val="19"/>
+              </w:rPr>
+            </m:ctrlPr>
+          </m:naryPr>
+          <m:sub>
+            <m:r>
+              <w:rPr>
+                <w:rFonts w:ascii="Cambria Math" w:eastAsiaTheme="minorEastAsia" w:hAnsi="Cambria Math" w:cs="Times New Roman"/>
+                <w:szCs w:val="19"/>
+              </w:rPr>
+              <m:t>x</m:t>
+            </m:r>
+          </m:sub>
+          <m:sup/>
+          <m:e>
+            <m:r>
+              <w:rPr>
+                <w:rFonts w:ascii="Cambria Math" w:eastAsiaTheme="minorEastAsia" w:hAnsi="Cambria Math" w:cs="Times New Roman"/>
+                <w:szCs w:val="19"/>
+              </w:rPr>
+              <m:t>p</m:t>
+            </m:r>
+            <m:d>
+              <m:dPr>
+                <m:ctrlPr>
+                  <w:rPr>
+                    <w:rFonts w:ascii="Cambria Math" w:eastAsiaTheme="minorEastAsia" w:hAnsi="Cambria Math" w:cs="Times New Roman"/>
+                    <w:i/>
+                    <w:szCs w:val="19"/>
+                  </w:rPr>
+                </m:ctrlPr>
+              </m:dPr>
+              <m:e>
+                <m:r>
+                  <w:rPr>
+                    <w:rFonts w:ascii="Cambria Math" w:eastAsiaTheme="minorEastAsia" w:hAnsi="Cambria Math" w:cs="Times New Roman"/>
+                    <w:szCs w:val="19"/>
+                  </w:rPr>
+                  <m:t>x</m:t>
+                </m:r>
+              </m:e>
+            </m:d>
+            <m:func>
+              <m:funcPr>
+                <m:ctrlPr>
+                  <w:rPr>
+                    <w:rFonts w:ascii="Cambria Math" w:eastAsiaTheme="minorEastAsia" w:hAnsi="Cambria Math" w:cs="Times New Roman"/>
+                    <w:i/>
+                    <w:szCs w:val="19"/>
+                  </w:rPr>
+                </m:ctrlPr>
+              </m:funcPr>
+              <m:fName>
+                <m:r>
+                  <m:rPr>
+                    <m:sty m:val="p"/>
+                  </m:rPr>
+                  <w:rPr>
+                    <w:rFonts w:ascii="Cambria Math" w:eastAsiaTheme="minorEastAsia" w:hAnsi="Cambria Math" w:cs="Times New Roman"/>
+                    <w:szCs w:val="19"/>
+                  </w:rPr>
+                  <m:t>log</m:t>
+                </m:r>
+              </m:fName>
+              <m:e>
+                <m:r>
+                  <w:rPr>
+                    <w:rFonts w:ascii="Cambria Math" w:eastAsiaTheme="minorEastAsia" w:hAnsi="Cambria Math" w:cs="Times New Roman"/>
+                    <w:szCs w:val="19"/>
+                  </w:rPr>
+                  <m:t>p</m:t>
+                </m:r>
+                <m:d>
+                  <m:dPr>
+                    <m:ctrlPr>
+                      <w:rPr>
+                        <w:rFonts w:ascii="Cambria Math" w:eastAsiaTheme="minorEastAsia" w:hAnsi="Cambria Math" w:cs="Times New Roman"/>
+                        <w:i/>
+                        <w:szCs w:val="19"/>
+                      </w:rPr>
+                    </m:ctrlPr>
+                  </m:dPr>
+                  <m:e>
+                    <m:r>
+                      <w:rPr>
+                        <w:rFonts w:ascii="Cambria Math" w:eastAsiaTheme="minorEastAsia" w:hAnsi="Cambria Math" w:cs="Times New Roman"/>
+                        <w:szCs w:val="19"/>
+                      </w:rPr>
+                      <m:t>x</m:t>
+                    </m:r>
+                  </m:e>
+                </m:d>
+              </m:e>
+            </m:func>
+          </m:e>
+        </m:nary>
+      </m:oMath>
+      <w:r>
+        <w:rPr>
+          <w:rFonts w:eastAsiaTheme="minorEastAsia" w:cs="Times New Roman"/>
+          <w:szCs w:val="19"/>
+        </w:rPr>
+        <w:t xml:space="preserve">   (ent.1)</w:t>
+      </w:r>
+    </w:p>
+    <w:p>
+      <w:pPr>
+        <w:rPr>
+          <w:rFonts w:eastAsiaTheme="minorEastAsia" w:cs="Times New Roman"/>
+          <w:szCs w:val="19"/>
+        </w:rPr>
+      </w:pPr>
+    </w:p>
+    <w:p>
+      <w:pPr>
+        <w:rPr>
+          <w:rFonts w:eastAsiaTheme="minorEastAsia" w:cs="Times New Roman"/>
+          <w:szCs w:val="19"/>
+        </w:rPr>
+      </w:pPr>
     </w:p>
     <w:p>
       <w:pPr>

--- a/docs/language_models/Perplexity_in_Language_Models.docx
+++ b/docs/language_models/Perplexity_in_Language_Models.docx
@@ -1339,6 +1339,749 @@
           <w:szCs w:val="19"/>
         </w:rPr>
       </w:pPr>
+      <w:r>
+        <w:rPr>
+          <w:rFonts w:eastAsiaTheme="minorEastAsia" w:cs="Times New Roman"/>
+          <w:b/>
+          <w:bCs/>
+          <w:szCs w:val="19"/>
+        </w:rPr>
+        <w:t>Definition</w:t>
+      </w:r>
+      <w:r>
+        <w:rPr>
+          <w:rFonts w:eastAsiaTheme="minorEastAsia" w:cs="Times New Roman"/>
+          <w:szCs w:val="19"/>
+        </w:rPr>
+        <w:t xml:space="preserve"> </w:t>
+      </w:r>
+      <w:r>
+        <w:rPr>
+          <w:rFonts w:eastAsiaTheme="minorEastAsia" w:cs="Times New Roman"/>
+          <w:i/>
+          <w:iCs/>
+          <w:szCs w:val="19"/>
+        </w:rPr>
+        <w:t>Prefix-free code (aka instantaneous code)</w:t>
+      </w:r>
+    </w:p>
+    <w:p>
+      <w:pPr>
+        <w:rPr>
+          <w:rFonts w:eastAsiaTheme="minorEastAsia" w:cs="Times New Roman"/>
+          <w:szCs w:val="19"/>
+        </w:rPr>
+      </w:pPr>
+      <w:r>
+        <w:rPr>
+          <w:rFonts w:eastAsiaTheme="minorEastAsia" w:cs="Times New Roman"/>
+          <w:szCs w:val="19"/>
+        </w:rPr>
+        <w:t>A type of uniquely decodable code where no codeword is a prefix of any other codeword in the set.</w:t>
+      </w:r>
+    </w:p>
+    <w:p>
+      <w:pPr>
+        <w:rPr>
+          <w:rFonts w:eastAsiaTheme="minorEastAsia" w:cs="Times New Roman"/>
+          <w:szCs w:val="19"/>
+        </w:rPr>
+      </w:pPr>
+      <w:r>
+        <w:rPr>
+          <w:rFonts w:eastAsiaTheme="minorEastAsia" w:cs="Times New Roman"/>
+          <w:szCs w:val="19"/>
+        </w:rPr>
+        <w:t xml:space="preserve">This structural property allows for </w:t>
+      </w:r>
+      <w:r>
+        <w:rPr>
+          <w:rFonts w:eastAsiaTheme="minorEastAsia" w:cs="Times New Roman"/>
+          <w:i/>
+          <w:iCs/>
+          <w:szCs w:val="19"/>
+        </w:rPr>
+        <w:t>instantaneous decoding</w:t>
+      </w:r>
+      <w:r>
+        <w:rPr>
+          <w:rFonts w:eastAsiaTheme="minorEastAsia" w:cs="Times New Roman"/>
+          <w:szCs w:val="19"/>
+        </w:rPr>
+        <w:t xml:space="preserve"> , meaning a receiver can identify the end of a codeword as soon as the last symbol is received, without needing to look at future symbols in the stream.</w:t>
+      </w:r>
+    </w:p>
+    <w:p>
+      <w:pPr>
+        <w:rPr>
+          <w:rFonts w:eastAsiaTheme="minorEastAsia" w:cs="Times New Roman"/>
+          <w:szCs w:val="19"/>
+        </w:rPr>
+      </w:pPr>
+    </w:p>
+    <w:p>
+      <w:pPr>
+        <w:rPr>
+          <w:rFonts w:eastAsiaTheme="minorEastAsia" w:cs="Times New Roman"/>
+          <w:b/>
+          <w:bCs/>
+          <w:szCs w:val="19"/>
+        </w:rPr>
+      </w:pPr>
+      <w:r>
+        <w:rPr>
+          <w:rFonts w:eastAsiaTheme="minorEastAsia" w:cs="Times New Roman"/>
+          <w:b/>
+          <w:bCs/>
+          <w:szCs w:val="19"/>
+        </w:rPr>
+        <w:t>Characteristics of Prefix-Free Codes</w:t>
+      </w:r>
+    </w:p>
+    <w:p>
+      <w:pPr>
+        <w:pStyle w:val="ListParagraph"/>
+        <w:numPr>
+          <w:ilvl w:val="0"/>
+          <w:numId w:val="2"/>
+        </w:numPr>
+        <w:rPr>
+          <w:rFonts w:eastAsiaTheme="minorEastAsia" w:cs="Times New Roman"/>
+          <w:szCs w:val="19"/>
+        </w:rPr>
+      </w:pPr>
+      <w:r>
+        <w:rPr>
+          <w:rFonts w:eastAsiaTheme="minorEastAsia" w:cs="Times New Roman"/>
+          <w:b/>
+          <w:bCs/>
+          <w:szCs w:val="19"/>
+        </w:rPr>
+        <w:lastRenderedPageBreak/>
+        <w:t>Self-punctuation</w:t>
+      </w:r>
+      <w:r>
+        <w:rPr>
+          <w:rFonts w:eastAsiaTheme="minorEastAsia" w:cs="Times New Roman"/>
+          <w:szCs w:val="19"/>
+        </w:rPr>
+        <w:t xml:space="preserve"> : Because no codeword can be the start of another, the code is “self-punctuating”. The decoder does not require special markers (commas) or look-ahead to distinguish where one symbol ends and the next one starts</w:t>
+      </w:r>
+    </w:p>
+    <w:p>
+      <w:pPr>
+        <w:pStyle w:val="ListParagraph"/>
+        <w:numPr>
+          <w:ilvl w:val="0"/>
+          <w:numId w:val="2"/>
+        </w:numPr>
+        <w:rPr>
+          <w:rFonts w:eastAsiaTheme="minorEastAsia" w:cs="Times New Roman"/>
+          <w:szCs w:val="19"/>
+        </w:rPr>
+      </w:pPr>
+      <w:r>
+        <w:rPr>
+          <w:rFonts w:eastAsiaTheme="minorEastAsia" w:cs="Times New Roman"/>
+          <w:b/>
+          <w:bCs/>
+          <w:szCs w:val="19"/>
+        </w:rPr>
+        <w:t>Uniquely decodable</w:t>
+      </w:r>
+      <w:r>
+        <w:rPr>
+          <w:rFonts w:eastAsiaTheme="minorEastAsia" w:cs="Times New Roman"/>
+          <w:szCs w:val="19"/>
+        </w:rPr>
+        <w:t xml:space="preserve"> : Every prefix-free code is by definition uniquely decodable, though not every uniquely decodable code is prefix-free</w:t>
+      </w:r>
+    </w:p>
+    <w:p>
+      <w:pPr>
+        <w:pStyle w:val="ListParagraph"/>
+        <w:numPr>
+          <w:ilvl w:val="0"/>
+          <w:numId w:val="2"/>
+        </w:numPr>
+        <w:rPr>
+          <w:rFonts w:eastAsiaTheme="minorEastAsia" w:cs="Times New Roman"/>
+          <w:szCs w:val="19"/>
+        </w:rPr>
+      </w:pPr>
+      <w:r>
+        <w:rPr>
+          <w:rFonts w:eastAsiaTheme="minorEastAsia" w:cs="Times New Roman"/>
+          <w:b/>
+          <w:bCs/>
+          <w:szCs w:val="19"/>
+        </w:rPr>
+        <w:t>Inequality to be satisfied</w:t>
+      </w:r>
+      <w:r>
+        <w:rPr>
+          <w:rFonts w:eastAsiaTheme="minorEastAsia" w:cs="Times New Roman"/>
+          <w:szCs w:val="19"/>
+        </w:rPr>
+        <w:t xml:space="preserve"> : for a prefix-free code to exist with given codeword lengths </w:t>
+      </w:r>
+      <m:oMath>
+        <m:sSub>
+          <m:sSubPr>
+            <m:ctrlPr>
+              <w:rPr>
+                <w:rFonts w:ascii="Cambria Math" w:eastAsiaTheme="minorEastAsia" w:hAnsi="Cambria Math" w:cs="Times New Roman"/>
+                <w:i/>
+                <w:szCs w:val="19"/>
+              </w:rPr>
+            </m:ctrlPr>
+          </m:sSubPr>
+          <m:e>
+            <m:r>
+              <w:rPr>
+                <w:rFonts w:ascii="Cambria Math" w:eastAsiaTheme="minorEastAsia" w:hAnsi="Cambria Math" w:cs="Times New Roman"/>
+                <w:szCs w:val="19"/>
+              </w:rPr>
+              <m:t>l</m:t>
+            </m:r>
+          </m:e>
+          <m:sub>
+            <m:r>
+              <w:rPr>
+                <w:rFonts w:ascii="Cambria Math" w:eastAsiaTheme="minorEastAsia" w:hAnsi="Cambria Math" w:cs="Times New Roman"/>
+                <w:szCs w:val="19"/>
+              </w:rPr>
+              <m:t>1</m:t>
+            </m:r>
+          </m:sub>
+        </m:sSub>
+        <m:r>
+          <w:rPr>
+            <w:rFonts w:ascii="Cambria Math" w:eastAsiaTheme="minorEastAsia" w:hAnsi="Cambria Math" w:cs="Times New Roman"/>
+            <w:szCs w:val="19"/>
+          </w:rPr>
+          <m:t>,</m:t>
+        </m:r>
+        <m:sSub>
+          <m:sSubPr>
+            <m:ctrlPr>
+              <w:rPr>
+                <w:rFonts w:ascii="Cambria Math" w:eastAsiaTheme="minorEastAsia" w:hAnsi="Cambria Math" w:cs="Times New Roman"/>
+                <w:i/>
+                <w:szCs w:val="19"/>
+              </w:rPr>
+            </m:ctrlPr>
+          </m:sSubPr>
+          <m:e>
+            <m:r>
+              <w:rPr>
+                <w:rFonts w:ascii="Cambria Math" w:eastAsiaTheme="minorEastAsia" w:hAnsi="Cambria Math" w:cs="Times New Roman"/>
+                <w:szCs w:val="19"/>
+              </w:rPr>
+              <m:t>l</m:t>
+            </m:r>
+          </m:e>
+          <m:sub>
+            <m:r>
+              <w:rPr>
+                <w:rFonts w:ascii="Cambria Math" w:eastAsiaTheme="minorEastAsia" w:hAnsi="Cambria Math" w:cs="Times New Roman"/>
+                <w:szCs w:val="19"/>
+              </w:rPr>
+              <m:t>2</m:t>
+            </m:r>
+          </m:sub>
+        </m:sSub>
+        <m:r>
+          <w:rPr>
+            <w:rFonts w:ascii="Cambria Math" w:eastAsiaTheme="minorEastAsia" w:hAnsi="Cambria Math" w:cs="Times New Roman"/>
+            <w:szCs w:val="19"/>
+          </w:rPr>
+          <m:t>,…,</m:t>
+        </m:r>
+        <m:sSub>
+          <m:sSubPr>
+            <m:ctrlPr>
+              <w:rPr>
+                <w:rFonts w:ascii="Cambria Math" w:eastAsiaTheme="minorEastAsia" w:hAnsi="Cambria Math" w:cs="Times New Roman"/>
+                <w:i/>
+                <w:szCs w:val="19"/>
+              </w:rPr>
+            </m:ctrlPr>
+          </m:sSubPr>
+          <m:e>
+            <m:r>
+              <w:rPr>
+                <w:rFonts w:ascii="Cambria Math" w:eastAsiaTheme="minorEastAsia" w:hAnsi="Cambria Math" w:cs="Times New Roman"/>
+                <w:szCs w:val="19"/>
+              </w:rPr>
+              <m:t>l</m:t>
+            </m:r>
+          </m:e>
+          <m:sub>
+            <m:r>
+              <w:rPr>
+                <w:rFonts w:ascii="Cambria Math" w:eastAsiaTheme="minorEastAsia" w:hAnsi="Cambria Math" w:cs="Times New Roman"/>
+                <w:szCs w:val="19"/>
+              </w:rPr>
+              <m:t>n</m:t>
+            </m:r>
+          </m:sub>
+        </m:sSub>
+      </m:oMath>
+      <w:r>
+        <w:rPr>
+          <w:rFonts w:eastAsiaTheme="minorEastAsia" w:cs="Times New Roman"/>
+          <w:szCs w:val="19"/>
+        </w:rPr>
+        <w:t xml:space="preserve"> it must satisfy the Kraft inequality </w:t>
+      </w:r>
+      <m:oMath>
+        <m:nary>
+          <m:naryPr>
+            <m:chr m:val="∑"/>
+            <m:limLoc m:val="undOvr"/>
+            <m:supHide m:val="1"/>
+            <m:ctrlPr>
+              <w:rPr>
+                <w:rFonts w:ascii="Cambria Math" w:eastAsiaTheme="minorEastAsia" w:hAnsi="Cambria Math" w:cs="Times New Roman"/>
+                <w:i/>
+                <w:szCs w:val="19"/>
+              </w:rPr>
+            </m:ctrlPr>
+          </m:naryPr>
+          <m:sub>
+            <m:r>
+              <w:rPr>
+                <w:rFonts w:ascii="Cambria Math" w:eastAsiaTheme="minorEastAsia" w:hAnsi="Cambria Math" w:cs="Times New Roman"/>
+                <w:szCs w:val="19"/>
+              </w:rPr>
+              <m:t>i</m:t>
+            </m:r>
+          </m:sub>
+          <m:sup/>
+          <m:e>
+            <m:sSup>
+              <m:sSupPr>
+                <m:ctrlPr>
+                  <w:rPr>
+                    <w:rFonts w:ascii="Cambria Math" w:eastAsiaTheme="minorEastAsia" w:hAnsi="Cambria Math" w:cs="Times New Roman"/>
+                    <w:i/>
+                    <w:szCs w:val="19"/>
+                  </w:rPr>
+                </m:ctrlPr>
+              </m:sSupPr>
+              <m:e>
+                <m:r>
+                  <w:rPr>
+                    <w:rFonts w:ascii="Cambria Math" w:eastAsiaTheme="minorEastAsia" w:hAnsi="Cambria Math" w:cs="Times New Roman"/>
+                    <w:szCs w:val="19"/>
+                  </w:rPr>
+                  <m:t>D</m:t>
+                </m:r>
+              </m:e>
+              <m:sup>
+                <m:r>
+                  <w:rPr>
+                    <w:rFonts w:ascii="Cambria Math" w:eastAsiaTheme="minorEastAsia" w:hAnsi="Cambria Math" w:cs="Times New Roman"/>
+                    <w:szCs w:val="19"/>
+                  </w:rPr>
+                  <m:t>-</m:t>
+                </m:r>
+                <m:sSub>
+                  <m:sSubPr>
+                    <m:ctrlPr>
+                      <w:rPr>
+                        <w:rFonts w:ascii="Cambria Math" w:eastAsiaTheme="minorEastAsia" w:hAnsi="Cambria Math" w:cs="Times New Roman"/>
+                        <w:i/>
+                        <w:szCs w:val="19"/>
+                      </w:rPr>
+                    </m:ctrlPr>
+                  </m:sSubPr>
+                  <m:e>
+                    <m:r>
+                      <w:rPr>
+                        <w:rFonts w:ascii="Cambria Math" w:eastAsiaTheme="minorEastAsia" w:hAnsi="Cambria Math" w:cs="Times New Roman"/>
+                        <w:szCs w:val="19"/>
+                      </w:rPr>
+                      <m:t>l</m:t>
+                    </m:r>
+                  </m:e>
+                  <m:sub>
+                    <m:r>
+                      <w:rPr>
+                        <w:rFonts w:ascii="Cambria Math" w:eastAsiaTheme="minorEastAsia" w:hAnsi="Cambria Math" w:cs="Times New Roman"/>
+                        <w:szCs w:val="19"/>
+                      </w:rPr>
+                      <m:t>i</m:t>
+                    </m:r>
+                  </m:sub>
+                </m:sSub>
+              </m:sup>
+            </m:sSup>
+            <m:r>
+              <w:rPr>
+                <w:rFonts w:ascii="Cambria Math" w:eastAsiaTheme="minorEastAsia" w:hAnsi="Cambria Math" w:cs="Times New Roman"/>
+                <w:szCs w:val="19"/>
+              </w:rPr>
+              <m:t>≤1</m:t>
+            </m:r>
+          </m:e>
+        </m:nary>
+      </m:oMath>
+      <w:r>
+        <w:rPr>
+          <w:rFonts w:eastAsiaTheme="minorEastAsia" w:cs="Times New Roman"/>
+          <w:szCs w:val="19"/>
+        </w:rPr>
+        <w:t xml:space="preserve"> where </w:t>
+      </w:r>
+      <m:oMath>
+        <m:r>
+          <w:rPr>
+            <w:rFonts w:ascii="Cambria Math" w:eastAsiaTheme="minorEastAsia" w:hAnsi="Cambria Math" w:cs="Times New Roman"/>
+            <w:szCs w:val="19"/>
+          </w:rPr>
+          <m:t>D</m:t>
+        </m:r>
+      </m:oMath>
+      <w:r>
+        <w:rPr>
+          <w:rFonts w:eastAsiaTheme="minorEastAsia" w:cs="Times New Roman"/>
+          <w:szCs w:val="19"/>
+        </w:rPr>
+        <w:t xml:space="preserve"> is the size of the code alphabet (e.g. </w:t>
+      </w:r>
+      <m:oMath>
+        <m:r>
+          <w:rPr>
+            <w:rFonts w:ascii="Cambria Math" w:eastAsiaTheme="minorEastAsia" w:hAnsi="Cambria Math" w:cs="Times New Roman"/>
+            <w:szCs w:val="19"/>
+          </w:rPr>
+          <m:t>D = 2</m:t>
+        </m:r>
+      </m:oMath>
+      <w:r>
+        <w:rPr>
+          <w:rFonts w:eastAsiaTheme="minorEastAsia" w:cs="Times New Roman"/>
+          <w:szCs w:val="19"/>
+        </w:rPr>
+        <w:t xml:space="preserve"> for binary)</w:t>
+      </w:r>
+    </w:p>
+    <w:p>
+      <w:pPr>
+        <w:ind w:left="360"/>
+        <w:rPr>
+          <w:rFonts w:eastAsiaTheme="minorEastAsia" w:cs="Times New Roman"/>
+          <w:szCs w:val="19"/>
+        </w:rPr>
+      </w:pPr>
+    </w:p>
+    <w:p>
+      <w:pPr>
+        <w:rPr>
+          <w:rFonts w:eastAsiaTheme="minorEastAsia" w:cs="Times New Roman"/>
+          <w:b/>
+          <w:bCs/>
+          <w:szCs w:val="19"/>
+        </w:rPr>
+      </w:pPr>
+      <w:r>
+        <w:rPr>
+          <w:rFonts w:eastAsiaTheme="minorEastAsia" w:cs="Times New Roman"/>
+          <w:b/>
+          <w:bCs/>
+          <w:szCs w:val="19"/>
+        </w:rPr>
+        <w:t xml:space="preserve">Positive and Negative </w:t>
+      </w:r>
+      <w:r>
+        <w:rPr>
+          <w:rFonts w:eastAsiaTheme="minorEastAsia" w:cs="Times New Roman"/>
+          <w:b/>
+          <w:bCs/>
+          <w:szCs w:val="19"/>
+        </w:rPr>
+        <w:t>Examples of Prefix-Free Codes</w:t>
+      </w:r>
+    </w:p>
+    <w:p>
+      <w:pPr>
+        <w:rPr>
+          <w:rFonts w:eastAsiaTheme="minorEastAsia" w:cs="Times New Roman"/>
+          <w:szCs w:val="19"/>
+        </w:rPr>
+      </w:pPr>
+      <w:r>
+        <w:rPr>
+          <w:rFonts w:eastAsiaTheme="minorEastAsia" w:cs="Times New Roman"/>
+          <w:b/>
+          <w:bCs/>
+          <w:szCs w:val="19"/>
+        </w:rPr>
+        <w:t>Example 1</w:t>
+      </w:r>
+      <w:r>
+        <w:rPr>
+          <w:rFonts w:eastAsiaTheme="minorEastAsia" w:cs="Times New Roman"/>
+          <w:szCs w:val="19"/>
+        </w:rPr>
+        <w:t xml:space="preserve">  </w:t>
+      </w:r>
+      <m:oMath>
+        <m:r>
+          <w:rPr>
+            <w:rFonts w:ascii="Cambria Math" w:eastAsiaTheme="minorEastAsia" w:hAnsi="Cambria Math" w:cs="Times New Roman"/>
+            <w:szCs w:val="19"/>
+          </w:rPr>
+          <m:t>a: 0</m:t>
+        </m:r>
+      </m:oMath>
+      <w:r>
+        <w:rPr>
+          <w:rFonts w:eastAsiaTheme="minorEastAsia" w:cs="Times New Roman"/>
+          <w:szCs w:val="19"/>
+        </w:rPr>
+        <w:t xml:space="preserve">, </w:t>
+      </w:r>
+      <m:oMath>
+        <m:r>
+          <w:rPr>
+            <w:rFonts w:ascii="Cambria Math" w:eastAsiaTheme="minorEastAsia" w:hAnsi="Cambria Math" w:cs="Times New Roman"/>
+            <w:szCs w:val="19"/>
+          </w:rPr>
+          <m:t>b: 01</m:t>
+        </m:r>
+      </m:oMath>
+      <w:r>
+        <w:rPr>
+          <w:rFonts w:eastAsiaTheme="minorEastAsia" w:cs="Times New Roman"/>
+          <w:szCs w:val="19"/>
+        </w:rPr>
+        <w:t xml:space="preserve">, </w:t>
+      </w:r>
+      <m:oMath>
+        <m:r>
+          <w:rPr>
+            <w:rFonts w:ascii="Cambria Math" w:eastAsiaTheme="minorEastAsia" w:hAnsi="Cambria Math" w:cs="Times New Roman"/>
+            <w:szCs w:val="19"/>
+          </w:rPr>
+          <m:t>c: 011</m:t>
+        </m:r>
+      </m:oMath>
+      <w:r>
+        <w:rPr>
+          <w:rFonts w:eastAsiaTheme="minorEastAsia" w:cs="Times New Roman"/>
+          <w:szCs w:val="19"/>
+        </w:rPr>
+        <w:t xml:space="preserve"> – not</w:t>
+      </w:r>
+      <w:r>
+        <w:rPr>
+          <w:rFonts w:eastAsiaTheme="minorEastAsia" w:cs="Times New Roman"/>
+          <w:szCs w:val="19"/>
+        </w:rPr>
+        <w:t xml:space="preserve"> prefix-free</w:t>
+      </w:r>
+      <w:r>
+        <w:rPr>
+          <w:rFonts w:eastAsiaTheme="minorEastAsia" w:cs="Times New Roman"/>
+          <w:szCs w:val="19"/>
+        </w:rPr>
+        <w:t>, a is a prefix of b; the decoder cannot decide if “</w:t>
+      </w:r>
+      <m:oMath>
+        <m:r>
+          <w:rPr>
+            <w:rFonts w:ascii="Cambria Math" w:eastAsiaTheme="minorEastAsia" w:hAnsi="Cambria Math" w:cs="Times New Roman"/>
+            <w:szCs w:val="19"/>
+          </w:rPr>
+          <m:t>0</m:t>
+        </m:r>
+      </m:oMath>
+      <w:r>
+        <w:rPr>
+          <w:rFonts w:eastAsiaTheme="minorEastAsia" w:cs="Times New Roman"/>
+          <w:szCs w:val="19"/>
+        </w:rPr>
+        <w:t xml:space="preserve">” is </w:t>
+      </w:r>
+      <m:oMath>
+        <m:r>
+          <w:rPr>
+            <w:rFonts w:ascii="Cambria Math" w:eastAsiaTheme="minorEastAsia" w:hAnsi="Cambria Math" w:cs="Times New Roman"/>
+            <w:szCs w:val="19"/>
+          </w:rPr>
+          <m:t>a</m:t>
+        </m:r>
+      </m:oMath>
+      <w:r>
+        <w:rPr>
+          <w:rFonts w:eastAsiaTheme="minorEastAsia" w:cs="Times New Roman"/>
+          <w:szCs w:val="19"/>
+        </w:rPr>
+        <w:t xml:space="preserve"> or the start of </w:t>
+      </w:r>
+      <m:oMath>
+        <m:r>
+          <w:rPr>
+            <w:rFonts w:ascii="Cambria Math" w:eastAsiaTheme="minorEastAsia" w:hAnsi="Cambria Math" w:cs="Times New Roman"/>
+            <w:szCs w:val="19"/>
+          </w:rPr>
+          <m:t>b</m:t>
+        </m:r>
+      </m:oMath>
+      <w:r>
+        <w:rPr>
+          <w:rFonts w:eastAsiaTheme="minorEastAsia" w:cs="Times New Roman"/>
+          <w:szCs w:val="19"/>
+        </w:rPr>
+        <w:t xml:space="preserve"> until more bits arrive</w:t>
+      </w:r>
+    </w:p>
+    <w:p>
+      <w:pPr>
+        <w:rPr>
+          <w:rFonts w:eastAsiaTheme="minorEastAsia" w:cs="Times New Roman"/>
+          <w:szCs w:val="19"/>
+        </w:rPr>
+      </w:pPr>
+      <w:r>
+        <w:rPr>
+          <w:rFonts w:eastAsiaTheme="minorEastAsia" w:cs="Times New Roman"/>
+          <w:b/>
+          <w:bCs/>
+          <w:szCs w:val="19"/>
+        </w:rPr>
+        <w:t>Example 2</w:t>
+      </w:r>
+      <w:r>
+        <w:rPr>
+          <w:rFonts w:eastAsiaTheme="minorEastAsia" w:cs="Times New Roman"/>
+          <w:szCs w:val="19"/>
+        </w:rPr>
+        <w:t xml:space="preserve">  </w:t>
+      </w:r>
+      <m:oMath>
+        <m:r>
+          <w:rPr>
+            <w:rFonts w:ascii="Cambria Math" w:eastAsiaTheme="minorEastAsia" w:hAnsi="Cambria Math" w:cs="Times New Roman"/>
+            <w:szCs w:val="19"/>
+          </w:rPr>
+          <m:t>a: 0, b: 10, c: 110</m:t>
+        </m:r>
+      </m:oMath>
+      <w:r>
+        <w:rPr>
+          <w:rFonts w:eastAsiaTheme="minorEastAsia" w:cs="Times New Roman"/>
+          <w:szCs w:val="19"/>
+        </w:rPr>
+        <w:t xml:space="preserve"> – prefix code as no codeword starts with another</w:t>
+      </w:r>
+    </w:p>
+    <w:p>
+      <w:pPr>
+        <w:rPr>
+          <w:rFonts w:eastAsiaTheme="minorEastAsia" w:cs="Times New Roman"/>
+          <w:szCs w:val="19"/>
+        </w:rPr>
+      </w:pPr>
+      <w:r>
+        <w:rPr>
+          <w:rFonts w:eastAsiaTheme="minorEastAsia" w:cs="Times New Roman"/>
+          <w:b/>
+          <w:bCs/>
+          <w:szCs w:val="19"/>
+        </w:rPr>
+        <w:t>Example 3</w:t>
+      </w:r>
+      <w:r>
+        <w:rPr>
+          <w:rFonts w:eastAsiaTheme="minorEastAsia" w:cs="Times New Roman"/>
+          <w:szCs w:val="19"/>
+        </w:rPr>
+        <w:t xml:space="preserve"> </w:t>
+      </w:r>
+      <w:r>
+        <w:rPr>
+          <w:rFonts w:eastAsiaTheme="minorEastAsia" w:cs="Times New Roman"/>
+          <w:i/>
+          <w:iCs/>
+          <w:szCs w:val="19"/>
+        </w:rPr>
+        <w:t>Fixed-Length</w:t>
+      </w:r>
+      <w:r>
+        <w:rPr>
+          <w:rFonts w:eastAsiaTheme="minorEastAsia" w:cs="Times New Roman"/>
+          <w:szCs w:val="19"/>
+        </w:rPr>
+        <w:t xml:space="preserve"> </w:t>
+      </w:r>
+      <m:oMath>
+        <m:r>
+          <w:rPr>
+            <w:rFonts w:ascii="Cambria Math" w:eastAsiaTheme="minorEastAsia" w:hAnsi="Cambria Math" w:cs="Times New Roman"/>
+            <w:szCs w:val="19"/>
+          </w:rPr>
+          <m:t>a: 00, b: 01, c:10</m:t>
+        </m:r>
+      </m:oMath>
+      <w:r>
+        <w:rPr>
+          <w:rFonts w:eastAsiaTheme="minorEastAsia" w:cs="Times New Roman"/>
+          <w:szCs w:val="19"/>
+        </w:rPr>
+        <w:t xml:space="preserve"> – all codewords are the same length and are naturally prefix-free</w:t>
+      </w:r>
+    </w:p>
+    <w:p>
+      <w:pPr>
+        <w:rPr>
+          <w:rFonts w:eastAsiaTheme="minorEastAsia" w:cs="Times New Roman"/>
+          <w:szCs w:val="19"/>
+        </w:rPr>
+      </w:pPr>
+      <w:r>
+        <w:rPr>
+          <w:rFonts w:eastAsiaTheme="minorEastAsia" w:cs="Times New Roman"/>
+          <w:szCs w:val="19"/>
+        </w:rPr>
+        <w:t xml:space="preserve"> </w:t>
+      </w:r>
+    </w:p>
+    <w:p>
+      <w:pPr>
+        <w:rPr>
+          <w:rFonts w:eastAsiaTheme="minorEastAsia" w:cs="Times New Roman"/>
+          <w:szCs w:val="19"/>
+        </w:rPr>
+      </w:pPr>
+      <w:r>
+        <w:rPr>
+          <w:rFonts w:eastAsiaTheme="minorEastAsia" w:cs="Times New Roman"/>
+          <w:b/>
+          <w:bCs/>
+          <w:szCs w:val="19"/>
+        </w:rPr>
+        <w:t>Definition</w:t>
+      </w:r>
+      <w:r>
+        <w:rPr>
+          <w:rFonts w:eastAsiaTheme="minorEastAsia" w:cs="Times New Roman"/>
+          <w:szCs w:val="19"/>
+        </w:rPr>
+        <w:t xml:space="preserve"> </w:t>
+      </w:r>
+      <w:r>
+        <w:rPr>
+          <w:rFonts w:eastAsiaTheme="minorEastAsia" w:cs="Times New Roman"/>
+          <w:i/>
+          <w:iCs/>
+          <w:szCs w:val="19"/>
+        </w:rPr>
+        <w:t>The Kraft inequality</w:t>
+      </w:r>
     </w:p>
     <w:p>
       <w:pPr>
@@ -1483,8 +2226,124 @@
       </w:pPr>
     </w:lvl>
   </w:abstractNum>
+  <w:abstractNum w:abstractNumId="1" w15:restartNumberingAfterBreak="0">
+    <w:nsid w:val="6EDB174D"/>
+    <w:multiLevelType w:val="hybridMultilevel"/>
+    <w:tmpl w:val="A25A0266"/>
+    <w:lvl w:ilvl="0" w:tplc="2BC8F6D2">
+      <w:start w:val="1"/>
+      <w:numFmt w:val="bullet"/>
+      <w:lvlText w:val=""/>
+      <w:lvlJc w:val="left"/>
+      <w:pPr>
+        <w:ind w:left="720" w:hanging="360"/>
+      </w:pPr>
+      <w:rPr>
+        <w:rFonts w:ascii="Symbol" w:eastAsiaTheme="minorEastAsia" w:hAnsi="Symbol" w:cs="Times New Roman" w:hint="default"/>
+      </w:rPr>
+    </w:lvl>
+    <w:lvl w:ilvl="1" w:tplc="04090003" w:tentative="1">
+      <w:start w:val="1"/>
+      <w:numFmt w:val="bullet"/>
+      <w:lvlText w:val="o"/>
+      <w:lvlJc w:val="left"/>
+      <w:pPr>
+        <w:ind w:left="1440" w:hanging="360"/>
+      </w:pPr>
+      <w:rPr>
+        <w:rFonts w:ascii="Courier New" w:hAnsi="Courier New" w:cs="Courier New" w:hint="default"/>
+      </w:rPr>
+    </w:lvl>
+    <w:lvl w:ilvl="2" w:tplc="04090005" w:tentative="1">
+      <w:start w:val="1"/>
+      <w:numFmt w:val="bullet"/>
+      <w:lvlText w:val=""/>
+      <w:lvlJc w:val="left"/>
+      <w:pPr>
+        <w:ind w:left="2160" w:hanging="360"/>
+      </w:pPr>
+      <w:rPr>
+        <w:rFonts w:ascii="Wingdings" w:hAnsi="Wingdings" w:hint="default"/>
+      </w:rPr>
+    </w:lvl>
+    <w:lvl w:ilvl="3" w:tplc="04090001" w:tentative="1">
+      <w:start w:val="1"/>
+      <w:numFmt w:val="bullet"/>
+      <w:lvlText w:val=""/>
+      <w:lvlJc w:val="left"/>
+      <w:pPr>
+        <w:ind w:left="2880" w:hanging="360"/>
+      </w:pPr>
+      <w:rPr>
+        <w:rFonts w:ascii="Symbol" w:hAnsi="Symbol" w:hint="default"/>
+      </w:rPr>
+    </w:lvl>
+    <w:lvl w:ilvl="4" w:tplc="04090003" w:tentative="1">
+      <w:start w:val="1"/>
+      <w:numFmt w:val="bullet"/>
+      <w:lvlText w:val="o"/>
+      <w:lvlJc w:val="left"/>
+      <w:pPr>
+        <w:ind w:left="3600" w:hanging="360"/>
+      </w:pPr>
+      <w:rPr>
+        <w:rFonts w:ascii="Courier New" w:hAnsi="Courier New" w:cs="Courier New" w:hint="default"/>
+      </w:rPr>
+    </w:lvl>
+    <w:lvl w:ilvl="5" w:tplc="04090005" w:tentative="1">
+      <w:start w:val="1"/>
+      <w:numFmt w:val="bullet"/>
+      <w:lvlText w:val=""/>
+      <w:lvlJc w:val="left"/>
+      <w:pPr>
+        <w:ind w:left="4320" w:hanging="360"/>
+      </w:pPr>
+      <w:rPr>
+        <w:rFonts w:ascii="Wingdings" w:hAnsi="Wingdings" w:hint="default"/>
+      </w:rPr>
+    </w:lvl>
+    <w:lvl w:ilvl="6" w:tplc="04090001" w:tentative="1">
+      <w:start w:val="1"/>
+      <w:numFmt w:val="bullet"/>
+      <w:lvlText w:val=""/>
+      <w:lvlJc w:val="left"/>
+      <w:pPr>
+        <w:ind w:left="5040" w:hanging="360"/>
+      </w:pPr>
+      <w:rPr>
+        <w:rFonts w:ascii="Symbol" w:hAnsi="Symbol" w:hint="default"/>
+      </w:rPr>
+    </w:lvl>
+    <w:lvl w:ilvl="7" w:tplc="04090003" w:tentative="1">
+      <w:start w:val="1"/>
+      <w:numFmt w:val="bullet"/>
+      <w:lvlText w:val="o"/>
+      <w:lvlJc w:val="left"/>
+      <w:pPr>
+        <w:ind w:left="5760" w:hanging="360"/>
+      </w:pPr>
+      <w:rPr>
+        <w:rFonts w:ascii="Courier New" w:hAnsi="Courier New" w:cs="Courier New" w:hint="default"/>
+      </w:rPr>
+    </w:lvl>
+    <w:lvl w:ilvl="8" w:tplc="04090005" w:tentative="1">
+      <w:start w:val="1"/>
+      <w:numFmt w:val="bullet"/>
+      <w:lvlText w:val=""/>
+      <w:lvlJc w:val="left"/>
+      <w:pPr>
+        <w:ind w:left="6480" w:hanging="360"/>
+      </w:pPr>
+      <w:rPr>
+        <w:rFonts w:ascii="Wingdings" w:hAnsi="Wingdings" w:hint="default"/>
+      </w:rPr>
+    </w:lvl>
+  </w:abstractNum>
   <w:num w:numId="1" w16cid:durableId="1043793381">
     <w:abstractNumId w:val="0"/>
+  </w:num>
+  <w:num w:numId="2" w16cid:durableId="147745045">
+    <w:abstractNumId w:val="1"/>
   </w:num>
 </w:numbering>
 </file>

--- a/docs/language_models/Perplexity_in_Language_Models.docx
+++ b/docs/language_models/Perplexity_in_Language_Models.docx
@@ -1538,6 +1538,9 @@
           </m:sSubPr>
           <m:e>
             <m:r>
+              <m:rPr>
+                <m:scr m:val="script"/>
+              </m:rPr>
               <w:rPr>
                 <w:rFonts w:ascii="Cambria Math" w:eastAsiaTheme="minorEastAsia" w:hAnsi="Cambria Math" w:cs="Times New Roman"/>
                 <w:szCs w:val="19"/>
@@ -1574,6 +1577,9 @@
           </m:sSubPr>
           <m:e>
             <m:r>
+              <m:rPr>
+                <m:scr m:val="script"/>
+              </m:rPr>
               <w:rPr>
                 <w:rFonts w:ascii="Cambria Math" w:eastAsiaTheme="minorEastAsia" w:hAnsi="Cambria Math" w:cs="Times New Roman"/>
                 <w:szCs w:val="19"/>
@@ -1610,6 +1616,9 @@
           </m:sSubPr>
           <m:e>
             <m:r>
+              <m:rPr>
+                <m:scr m:val="script"/>
+              </m:rPr>
               <w:rPr>
                 <w:rFonts w:ascii="Cambria Math" w:eastAsiaTheme="minorEastAsia" w:hAnsi="Cambria Math" w:cs="Times New Roman"/>
                 <w:szCs w:val="19"/>
@@ -1623,7 +1632,7 @@
                 <w:rFonts w:ascii="Cambria Math" w:eastAsiaTheme="minorEastAsia" w:hAnsi="Cambria Math" w:cs="Times New Roman"/>
                 <w:szCs w:val="19"/>
               </w:rPr>
-              <m:t>n</m:t>
+              <m:t>K</m:t>
             </m:r>
           </m:sub>
         </m:sSub>
@@ -1699,6 +1708,9 @@
                   </m:sSubPr>
                   <m:e>
                     <m:r>
+                      <m:rPr>
+                        <m:scr m:val="script"/>
+                      </m:rPr>
                       <w:rPr>
                         <w:rFonts w:ascii="Cambria Math" w:eastAsiaTheme="minorEastAsia" w:hAnsi="Cambria Math" w:cs="Times New Roman"/>
                         <w:szCs w:val="19"/>
@@ -2082,6 +2094,1130 @@
         </w:rPr>
         <w:t>The Kraft inequality</w:t>
       </w:r>
+    </w:p>
+    <w:p>
+      <w:pPr>
+        <w:rPr>
+          <w:rFonts w:eastAsiaTheme="minorEastAsia" w:cs="Times New Roman"/>
+          <w:szCs w:val="19"/>
+        </w:rPr>
+      </w:pPr>
+      <w:r>
+        <w:rPr>
+          <w:rFonts w:eastAsiaTheme="minorEastAsia" w:cs="Times New Roman"/>
+          <w:szCs w:val="19"/>
+        </w:rPr>
+        <w:t xml:space="preserve">For any prefix-free (instantaneously decodable) binary code with codeword lengths </w:t>
+      </w:r>
+      <m:oMath>
+        <m:sSub>
+          <m:sSubPr>
+            <m:ctrlPr>
+              <w:rPr>
+                <w:rFonts w:ascii="Cambria Math" w:eastAsiaTheme="minorEastAsia" w:hAnsi="Cambria Math" w:cs="Times New Roman"/>
+                <w:i/>
+                <w:szCs w:val="19"/>
+              </w:rPr>
+            </m:ctrlPr>
+          </m:sSubPr>
+          <m:e>
+            <m:r>
+              <m:rPr>
+                <m:scr m:val="script"/>
+              </m:rPr>
+              <w:rPr>
+                <w:rFonts w:ascii="Cambria Math" w:eastAsiaTheme="minorEastAsia" w:hAnsi="Cambria Math" w:cs="Times New Roman"/>
+                <w:szCs w:val="19"/>
+              </w:rPr>
+              <m:t>l</m:t>
+            </m:r>
+          </m:e>
+          <m:sub>
+            <m:r>
+              <w:rPr>
+                <w:rFonts w:ascii="Cambria Math" w:eastAsiaTheme="minorEastAsia" w:hAnsi="Cambria Math" w:cs="Times New Roman"/>
+                <w:szCs w:val="19"/>
+              </w:rPr>
+              <m:t>1</m:t>
+            </m:r>
+          </m:sub>
+        </m:sSub>
+        <m:r>
+          <w:rPr>
+            <w:rFonts w:ascii="Cambria Math" w:eastAsiaTheme="minorEastAsia" w:hAnsi="Cambria Math" w:cs="Times New Roman"/>
+            <w:szCs w:val="19"/>
+          </w:rPr>
+          <m:t>,</m:t>
+        </m:r>
+        <m:sSub>
+          <m:sSubPr>
+            <m:ctrlPr>
+              <w:rPr>
+                <w:rFonts w:ascii="Cambria Math" w:eastAsiaTheme="minorEastAsia" w:hAnsi="Cambria Math" w:cs="Times New Roman"/>
+                <w:i/>
+                <w:szCs w:val="19"/>
+              </w:rPr>
+            </m:ctrlPr>
+          </m:sSubPr>
+          <m:e>
+            <m:r>
+              <m:rPr>
+                <m:scr m:val="script"/>
+              </m:rPr>
+              <w:rPr>
+                <w:rFonts w:ascii="Cambria Math" w:eastAsiaTheme="minorEastAsia" w:hAnsi="Cambria Math" w:cs="Times New Roman"/>
+                <w:szCs w:val="19"/>
+              </w:rPr>
+              <m:t>l</m:t>
+            </m:r>
+          </m:e>
+          <m:sub>
+            <m:r>
+              <w:rPr>
+                <w:rFonts w:ascii="Cambria Math" w:eastAsiaTheme="minorEastAsia" w:hAnsi="Cambria Math" w:cs="Times New Roman"/>
+                <w:szCs w:val="19"/>
+              </w:rPr>
+              <m:t>2</m:t>
+            </m:r>
+          </m:sub>
+        </m:sSub>
+        <m:r>
+          <w:rPr>
+            <w:rFonts w:ascii="Cambria Math" w:eastAsiaTheme="minorEastAsia" w:hAnsi="Cambria Math" w:cs="Times New Roman"/>
+            <w:szCs w:val="19"/>
+          </w:rPr>
+          <m:t>,…,</m:t>
+        </m:r>
+        <m:sSub>
+          <m:sSubPr>
+            <m:ctrlPr>
+              <w:rPr>
+                <w:rFonts w:ascii="Cambria Math" w:eastAsiaTheme="minorEastAsia" w:hAnsi="Cambria Math" w:cs="Times New Roman"/>
+                <w:i/>
+                <w:szCs w:val="19"/>
+              </w:rPr>
+            </m:ctrlPr>
+          </m:sSubPr>
+          <m:e>
+            <m:r>
+              <m:rPr>
+                <m:scr m:val="script"/>
+              </m:rPr>
+              <w:rPr>
+                <w:rFonts w:ascii="Cambria Math" w:eastAsiaTheme="minorEastAsia" w:hAnsi="Cambria Math" w:cs="Times New Roman"/>
+                <w:szCs w:val="19"/>
+              </w:rPr>
+              <m:t>l</m:t>
+            </m:r>
+          </m:e>
+          <m:sub>
+            <m:r>
+              <w:rPr>
+                <w:rFonts w:ascii="Cambria Math" w:eastAsiaTheme="minorEastAsia" w:hAnsi="Cambria Math" w:cs="Times New Roman"/>
+                <w:szCs w:val="19"/>
+              </w:rPr>
+              <m:t>K</m:t>
+            </m:r>
+          </m:sub>
+        </m:sSub>
+      </m:oMath>
+      <w:r>
+        <w:rPr>
+          <w:rFonts w:eastAsiaTheme="minorEastAsia" w:cs="Times New Roman"/>
+          <w:szCs w:val="19"/>
+        </w:rPr>
+        <w:t xml:space="preserve"> the Kraft’s inequality holds:</w:t>
+      </w:r>
+    </w:p>
+    <w:p>
+      <w:pPr>
+        <w:rPr>
+          <w:rFonts w:eastAsiaTheme="minorEastAsia" w:cs="Times New Roman"/>
+          <w:szCs w:val="19"/>
+        </w:rPr>
+      </w:pPr>
+    </w:p>
+    <w:p>
+      <w:pPr>
+        <w:rPr>
+          <w:rFonts w:eastAsiaTheme="minorEastAsia" w:cs="Times New Roman"/>
+          <w:szCs w:val="19"/>
+        </w:rPr>
+      </w:pPr>
+      <m:oMath>
+        <m:nary>
+          <m:naryPr>
+            <m:chr m:val="∑"/>
+            <m:limLoc m:val="undOvr"/>
+            <m:ctrlPr>
+              <w:rPr>
+                <w:rFonts w:ascii="Cambria Math" w:eastAsiaTheme="minorEastAsia" w:hAnsi="Cambria Math" w:cs="Times New Roman"/>
+                <w:i/>
+                <w:szCs w:val="19"/>
+              </w:rPr>
+            </m:ctrlPr>
+          </m:naryPr>
+          <m:sub>
+            <m:r>
+              <w:rPr>
+                <w:rFonts w:ascii="Cambria Math" w:eastAsiaTheme="minorEastAsia" w:hAnsi="Cambria Math" w:cs="Times New Roman"/>
+                <w:szCs w:val="19"/>
+              </w:rPr>
+              <m:t>i=1</m:t>
+            </m:r>
+          </m:sub>
+          <m:sup>
+            <m:r>
+              <w:rPr>
+                <w:rFonts w:ascii="Cambria Math" w:eastAsiaTheme="minorEastAsia" w:hAnsi="Cambria Math" w:cs="Times New Roman"/>
+                <w:szCs w:val="19"/>
+              </w:rPr>
+              <m:t>K</m:t>
+            </m:r>
+          </m:sup>
+          <m:e>
+            <m:sSup>
+              <m:sSupPr>
+                <m:ctrlPr>
+                  <w:rPr>
+                    <w:rFonts w:ascii="Cambria Math" w:eastAsiaTheme="minorEastAsia" w:hAnsi="Cambria Math" w:cs="Times New Roman"/>
+                    <w:i/>
+                    <w:szCs w:val="19"/>
+                  </w:rPr>
+                </m:ctrlPr>
+              </m:sSupPr>
+              <m:e>
+                <m:r>
+                  <w:rPr>
+                    <w:rFonts w:ascii="Cambria Math" w:eastAsiaTheme="minorEastAsia" w:hAnsi="Cambria Math" w:cs="Times New Roman"/>
+                    <w:szCs w:val="19"/>
+                  </w:rPr>
+                  <m:t>2</m:t>
+                </m:r>
+              </m:e>
+              <m:sup>
+                <m:r>
+                  <w:rPr>
+                    <w:rFonts w:ascii="Cambria Math" w:eastAsiaTheme="minorEastAsia" w:hAnsi="Cambria Math" w:cs="Times New Roman"/>
+                    <w:szCs w:val="19"/>
+                  </w:rPr>
+                  <m:t>-</m:t>
+                </m:r>
+                <m:sSub>
+                  <m:sSubPr>
+                    <m:ctrlPr>
+                      <w:rPr>
+                        <w:rFonts w:ascii="Cambria Math" w:eastAsiaTheme="minorEastAsia" w:hAnsi="Cambria Math" w:cs="Times New Roman"/>
+                        <w:i/>
+                        <w:szCs w:val="19"/>
+                      </w:rPr>
+                    </m:ctrlPr>
+                  </m:sSubPr>
+                  <m:e>
+                    <m:r>
+                      <m:rPr>
+                        <m:scr m:val="script"/>
+                      </m:rPr>
+                      <w:rPr>
+                        <w:rFonts w:ascii="Cambria Math" w:eastAsiaTheme="minorEastAsia" w:hAnsi="Cambria Math" w:cs="Times New Roman"/>
+                        <w:szCs w:val="19"/>
+                      </w:rPr>
+                      <m:t>l</m:t>
+                    </m:r>
+                  </m:e>
+                  <m:sub>
+                    <m:r>
+                      <w:rPr>
+                        <w:rFonts w:ascii="Cambria Math" w:eastAsiaTheme="minorEastAsia" w:hAnsi="Cambria Math" w:cs="Times New Roman"/>
+                        <w:szCs w:val="19"/>
+                      </w:rPr>
+                      <m:t>i</m:t>
+                    </m:r>
+                  </m:sub>
+                </m:sSub>
+              </m:sup>
+            </m:sSup>
+            <m:r>
+              <w:rPr>
+                <w:rFonts w:ascii="Cambria Math" w:eastAsiaTheme="minorEastAsia" w:hAnsi="Cambria Math" w:cs="Times New Roman"/>
+                <w:szCs w:val="19"/>
+              </w:rPr>
+              <m:t>≤1</m:t>
+            </m:r>
+          </m:e>
+        </m:nary>
+      </m:oMath>
+      <w:r>
+        <w:rPr>
+          <w:rFonts w:eastAsiaTheme="minorEastAsia" w:cs="Times New Roman"/>
+          <w:szCs w:val="19"/>
+        </w:rPr>
+        <w:t xml:space="preserve"> </w:t>
+      </w:r>
+      <w:r>
+        <w:rPr>
+          <w:rFonts w:eastAsiaTheme="minorEastAsia" w:cs="Times New Roman"/>
+          <w:szCs w:val="19"/>
+        </w:rPr>
+        <w:t xml:space="preserve"> (krf.1)</w:t>
+      </w:r>
+    </w:p>
+    <w:p>
+      <w:pPr>
+        <w:rPr>
+          <w:rFonts w:eastAsiaTheme="minorEastAsia" w:cs="Times New Roman"/>
+          <w:szCs w:val="19"/>
+        </w:rPr>
+      </w:pPr>
+    </w:p>
+    <w:p>
+      <w:pPr>
+        <w:rPr>
+          <w:rFonts w:eastAsiaTheme="minorEastAsia" w:cs="Times New Roman"/>
+          <w:szCs w:val="19"/>
+        </w:rPr>
+      </w:pPr>
+      <w:r>
+        <w:rPr>
+          <w:rFonts w:eastAsiaTheme="minorEastAsia" w:cs="Times New Roman"/>
+          <w:szCs w:val="19"/>
+        </w:rPr>
+        <w:t xml:space="preserve">The converse is also true – given any set of integers satisfying (krf.1) a prefix-free code with those lengths exist. </w:t>
+      </w:r>
+    </w:p>
+    <w:p>
+      <w:pPr>
+        <w:rPr>
+          <w:rFonts w:eastAsiaTheme="minorEastAsia" w:cs="Times New Roman"/>
+          <w:szCs w:val="19"/>
+        </w:rPr>
+      </w:pPr>
+      <w:r>
+        <w:rPr>
+          <w:rFonts w:eastAsiaTheme="minorEastAsia" w:cs="Times New Roman"/>
+          <w:szCs w:val="19"/>
+        </w:rPr>
+        <w:t xml:space="preserve">Notice that this inequality behaves like a </w:t>
+      </w:r>
+      <w:r>
+        <w:rPr>
+          <w:rFonts w:eastAsiaTheme="minorEastAsia" w:cs="Times New Roman"/>
+          <w:i/>
+          <w:iCs/>
+          <w:szCs w:val="19"/>
+        </w:rPr>
+        <w:t>sub-probability distribution</w:t>
+      </w:r>
+      <w:r>
+        <w:rPr>
+          <w:rFonts w:eastAsiaTheme="minorEastAsia" w:cs="Times New Roman"/>
+          <w:szCs w:val="19"/>
+        </w:rPr>
+        <w:t xml:space="preserve">.  </w:t>
+      </w:r>
+      <w:r>
+        <w:rPr>
+          <w:rFonts w:eastAsiaTheme="minorEastAsia" w:cs="Times New Roman"/>
+          <w:szCs w:val="19"/>
+        </w:rPr>
+        <w:t xml:space="preserve">Setting </w:t>
+      </w:r>
+      <m:oMath>
+        <m:r>
+          <m:rPr>
+            <m:scr m:val="script"/>
+          </m:rPr>
+          <w:rPr>
+            <w:rFonts w:ascii="Cambria Math" w:eastAsiaTheme="minorEastAsia" w:hAnsi="Cambria Math" w:cs="Times New Roman"/>
+            <w:szCs w:val="19"/>
+          </w:rPr>
+          <m:t>l</m:t>
+        </m:r>
+        <m:d>
+          <m:dPr>
+            <m:ctrlPr>
+              <w:rPr>
+                <w:rFonts w:ascii="Cambria Math" w:eastAsiaTheme="minorEastAsia" w:hAnsi="Cambria Math" w:cs="Times New Roman"/>
+                <w:i/>
+                <w:szCs w:val="19"/>
+              </w:rPr>
+            </m:ctrlPr>
+          </m:dPr>
+          <m:e>
+            <m:r>
+              <w:rPr>
+                <w:rFonts w:ascii="Cambria Math" w:eastAsiaTheme="minorEastAsia" w:hAnsi="Cambria Math" w:cs="Times New Roman"/>
+                <w:szCs w:val="19"/>
+              </w:rPr>
+              <m:t>x</m:t>
+            </m:r>
+          </m:e>
+        </m:d>
+        <m:r>
+          <w:rPr>
+            <w:rFonts w:ascii="Cambria Math" w:eastAsiaTheme="minorEastAsia" w:hAnsi="Cambria Math" w:cs="Times New Roman"/>
+            <w:szCs w:val="19"/>
+          </w:rPr>
+          <m:t>=</m:t>
+        </m:r>
+        <m:d>
+          <m:dPr>
+            <m:begChr m:val="⌈"/>
+            <m:endChr m:val="⌉"/>
+            <m:ctrlPr>
+              <w:rPr>
+                <w:rFonts w:ascii="Cambria Math" w:eastAsiaTheme="minorEastAsia" w:hAnsi="Cambria Math" w:cs="Times New Roman"/>
+                <w:i/>
+                <w:szCs w:val="19"/>
+              </w:rPr>
+            </m:ctrlPr>
+          </m:dPr>
+          <m:e>
+            <m:r>
+              <w:rPr>
+                <w:rFonts w:ascii="Cambria Math" w:eastAsiaTheme="minorEastAsia" w:hAnsi="Cambria Math" w:cs="Times New Roman"/>
+                <w:szCs w:val="19"/>
+              </w:rPr>
+              <m:t>-</m:t>
+            </m:r>
+            <m:func>
+              <m:funcPr>
+                <m:ctrlPr>
+                  <w:rPr>
+                    <w:rFonts w:ascii="Cambria Math" w:eastAsiaTheme="minorEastAsia" w:hAnsi="Cambria Math" w:cs="Times New Roman"/>
+                    <w:i/>
+                    <w:szCs w:val="19"/>
+                  </w:rPr>
+                </m:ctrlPr>
+              </m:funcPr>
+              <m:fName>
+                <m:sSub>
+                  <m:sSubPr>
+                    <m:ctrlPr>
+                      <w:rPr>
+                        <w:rFonts w:ascii="Cambria Math" w:eastAsiaTheme="minorEastAsia" w:hAnsi="Cambria Math" w:cs="Times New Roman"/>
+                        <w:szCs w:val="19"/>
+                      </w:rPr>
+                    </m:ctrlPr>
+                  </m:sSubPr>
+                  <m:e>
+                    <m:r>
+                      <m:rPr>
+                        <m:sty m:val="p"/>
+                      </m:rPr>
+                      <w:rPr>
+                        <w:rFonts w:ascii="Cambria Math" w:eastAsiaTheme="minorEastAsia" w:hAnsi="Cambria Math" w:cs="Times New Roman"/>
+                        <w:szCs w:val="19"/>
+                      </w:rPr>
+                      <m:t>log</m:t>
+                    </m:r>
+                  </m:e>
+                  <m:sub>
+                    <m:r>
+                      <w:rPr>
+                        <w:rFonts w:ascii="Cambria Math" w:eastAsiaTheme="minorEastAsia" w:hAnsi="Cambria Math" w:cs="Times New Roman"/>
+                        <w:szCs w:val="19"/>
+                      </w:rPr>
+                      <m:t>2</m:t>
+                    </m:r>
+                  </m:sub>
+                </m:sSub>
+              </m:fName>
+              <m:e>
+                <m:r>
+                  <w:rPr>
+                    <w:rFonts w:ascii="Cambria Math" w:eastAsiaTheme="minorEastAsia" w:hAnsi="Cambria Math" w:cs="Times New Roman"/>
+                    <w:szCs w:val="19"/>
+                  </w:rPr>
+                  <m:t>p</m:t>
+                </m:r>
+                <m:d>
+                  <m:dPr>
+                    <m:ctrlPr>
+                      <w:rPr>
+                        <w:rFonts w:ascii="Cambria Math" w:eastAsiaTheme="minorEastAsia" w:hAnsi="Cambria Math" w:cs="Times New Roman"/>
+                        <w:i/>
+                        <w:szCs w:val="19"/>
+                      </w:rPr>
+                    </m:ctrlPr>
+                  </m:dPr>
+                  <m:e>
+                    <m:r>
+                      <w:rPr>
+                        <w:rFonts w:ascii="Cambria Math" w:eastAsiaTheme="minorEastAsia" w:hAnsi="Cambria Math" w:cs="Times New Roman"/>
+                        <w:szCs w:val="19"/>
+                      </w:rPr>
+                      <m:t>x</m:t>
+                    </m:r>
+                  </m:e>
+                </m:d>
+              </m:e>
+            </m:func>
+          </m:e>
+        </m:d>
+      </m:oMath>
+      <w:r>
+        <w:rPr>
+          <w:rFonts w:eastAsiaTheme="minorEastAsia" w:cs="Times New Roman"/>
+          <w:szCs w:val="19"/>
+        </w:rPr>
+        <w:t xml:space="preserve"> gives lengths that satisfy Kraft (since </w:t>
+      </w:r>
+      <m:oMath>
+        <m:sSup>
+          <m:sSupPr>
+            <m:ctrlPr>
+              <w:rPr>
+                <w:rFonts w:ascii="Cambria Math" w:eastAsiaTheme="minorEastAsia" w:hAnsi="Cambria Math" w:cs="Times New Roman"/>
+                <w:i/>
+                <w:szCs w:val="19"/>
+              </w:rPr>
+            </m:ctrlPr>
+          </m:sSupPr>
+          <m:e>
+            <m:r>
+              <w:rPr>
+                <w:rFonts w:ascii="Cambria Math" w:eastAsiaTheme="minorEastAsia" w:hAnsi="Cambria Math" w:cs="Times New Roman"/>
+                <w:szCs w:val="19"/>
+              </w:rPr>
+              <m:t>2</m:t>
+            </m:r>
+          </m:e>
+          <m:sup>
+            <m:r>
+              <w:rPr>
+                <w:rFonts w:ascii="Cambria Math" w:eastAsiaTheme="minorEastAsia" w:hAnsi="Cambria Math" w:cs="Times New Roman"/>
+                <w:szCs w:val="19"/>
+              </w:rPr>
+              <m:t>-</m:t>
+            </m:r>
+            <m:d>
+              <m:dPr>
+                <m:begChr m:val="⌈"/>
+                <m:endChr m:val="⌉"/>
+                <m:ctrlPr>
+                  <w:rPr>
+                    <w:rFonts w:ascii="Cambria Math" w:eastAsiaTheme="minorEastAsia" w:hAnsi="Cambria Math" w:cs="Times New Roman"/>
+                    <w:i/>
+                    <w:szCs w:val="19"/>
+                  </w:rPr>
+                </m:ctrlPr>
+              </m:dPr>
+              <m:e>
+                <m:r>
+                  <w:rPr>
+                    <w:rFonts w:ascii="Cambria Math" w:eastAsiaTheme="minorEastAsia" w:hAnsi="Cambria Math" w:cs="Times New Roman"/>
+                    <w:szCs w:val="19"/>
+                  </w:rPr>
+                  <m:t>-</m:t>
+                </m:r>
+                <m:func>
+                  <m:funcPr>
+                    <m:ctrlPr>
+                      <w:rPr>
+                        <w:rFonts w:ascii="Cambria Math" w:eastAsiaTheme="minorEastAsia" w:hAnsi="Cambria Math" w:cs="Times New Roman"/>
+                        <w:i/>
+                        <w:szCs w:val="19"/>
+                      </w:rPr>
+                    </m:ctrlPr>
+                  </m:funcPr>
+                  <m:fName>
+                    <m:sSub>
+                      <m:sSubPr>
+                        <m:ctrlPr>
+                          <w:rPr>
+                            <w:rFonts w:ascii="Cambria Math" w:eastAsiaTheme="minorEastAsia" w:hAnsi="Cambria Math" w:cs="Times New Roman"/>
+                            <w:szCs w:val="19"/>
+                          </w:rPr>
+                        </m:ctrlPr>
+                      </m:sSubPr>
+                      <m:e>
+                        <m:r>
+                          <m:rPr>
+                            <m:sty m:val="p"/>
+                          </m:rPr>
+                          <w:rPr>
+                            <w:rFonts w:ascii="Cambria Math" w:eastAsiaTheme="minorEastAsia" w:hAnsi="Cambria Math" w:cs="Times New Roman"/>
+                            <w:szCs w:val="19"/>
+                          </w:rPr>
+                          <m:t>log</m:t>
+                        </m:r>
+                      </m:e>
+                      <m:sub>
+                        <m:r>
+                          <w:rPr>
+                            <w:rFonts w:ascii="Cambria Math" w:eastAsiaTheme="minorEastAsia" w:hAnsi="Cambria Math" w:cs="Times New Roman"/>
+                            <w:szCs w:val="19"/>
+                          </w:rPr>
+                          <m:t>2</m:t>
+                        </m:r>
+                      </m:sub>
+                    </m:sSub>
+                  </m:fName>
+                  <m:e>
+                    <m:r>
+                      <w:rPr>
+                        <w:rFonts w:ascii="Cambria Math" w:eastAsiaTheme="minorEastAsia" w:hAnsi="Cambria Math" w:cs="Times New Roman"/>
+                        <w:szCs w:val="19"/>
+                      </w:rPr>
+                      <m:t>p(x)</m:t>
+                    </m:r>
+                  </m:e>
+                </m:func>
+              </m:e>
+            </m:d>
+          </m:sup>
+        </m:sSup>
+        <m:r>
+          <w:rPr>
+            <w:rFonts w:ascii="Cambria Math" w:eastAsiaTheme="minorEastAsia" w:hAnsi="Cambria Math" w:cs="Times New Roman"/>
+            <w:szCs w:val="19"/>
+          </w:rPr>
+          <m:t>≤p(x)</m:t>
+        </m:r>
+      </m:oMath>
+      <w:r>
+        <w:rPr>
+          <w:rFonts w:eastAsiaTheme="minorEastAsia" w:cs="Times New Roman"/>
+          <w:szCs w:val="19"/>
+        </w:rPr>
+        <w:t xml:space="preserve"> and these sum to </w:t>
+      </w:r>
+      <m:oMath>
+        <m:r>
+          <w:rPr>
+            <w:rFonts w:ascii="Cambria Math" w:eastAsiaTheme="minorEastAsia" w:hAnsi="Cambria Math" w:cs="Times New Roman"/>
+            <w:szCs w:val="19"/>
+          </w:rPr>
+          <m:t>≤1</m:t>
+        </m:r>
+      </m:oMath>
+      <w:r>
+        <w:rPr>
+          <w:rFonts w:eastAsiaTheme="minorEastAsia" w:cs="Times New Roman"/>
+          <w:szCs w:val="19"/>
+        </w:rPr>
+        <w:t xml:space="preserve">), </w:t>
+      </w:r>
+      <w:r>
+        <w:rPr>
+          <w:rFonts w:eastAsiaTheme="minorEastAsia" w:cs="Times New Roman"/>
+          <w:szCs w:val="19"/>
+        </w:rPr>
+        <w:t>so code with those lengths exists.</w:t>
+      </w:r>
+    </w:p>
+    <w:p>
+      <w:pPr>
+        <w:rPr>
+          <w:rFonts w:eastAsiaTheme="minorEastAsia" w:cs="Times New Roman"/>
+          <w:szCs w:val="19"/>
+        </w:rPr>
+      </w:pPr>
+    </w:p>
+    <w:p>
+      <w:pPr>
+        <w:rPr>
+          <w:rFonts w:eastAsiaTheme="minorEastAsia" w:cs="Times New Roman"/>
+          <w:szCs w:val="19"/>
+        </w:rPr>
+      </w:pPr>
+      <w:r>
+        <w:rPr>
+          <w:rFonts w:eastAsiaTheme="minorEastAsia" w:cs="Times New Roman"/>
+          <w:b/>
+          <w:bCs/>
+          <w:szCs w:val="19"/>
+        </w:rPr>
+        <w:t>Theorem</w:t>
+      </w:r>
+      <w:r>
+        <w:rPr>
+          <w:rFonts w:eastAsiaTheme="minorEastAsia" w:cs="Times New Roman"/>
+          <w:szCs w:val="19"/>
+        </w:rPr>
+        <w:t xml:space="preserve"> </w:t>
+      </w:r>
+      <w:r>
+        <w:rPr>
+          <w:rFonts w:eastAsiaTheme="minorEastAsia" w:cs="Times New Roman"/>
+          <w:i/>
+          <w:iCs/>
+          <w:szCs w:val="19"/>
+        </w:rPr>
+        <w:t>Shannon’s source coding theorem</w:t>
+      </w:r>
+    </w:p>
+    <w:p>
+      <w:pPr>
+        <w:rPr>
+          <w:rFonts w:eastAsiaTheme="minorEastAsia" w:cs="Times New Roman"/>
+          <w:szCs w:val="19"/>
+        </w:rPr>
+      </w:pPr>
+      <w:r>
+        <w:rPr>
+          <w:rFonts w:eastAsiaTheme="minorEastAsia" w:cs="Times New Roman"/>
+          <w:szCs w:val="19"/>
+        </w:rPr>
+        <w:t>For an i.i.d. source with distribution p, any uniquely decodable binary code has expected length</w:t>
+      </w:r>
+    </w:p>
+    <w:p>
+      <w:pPr>
+        <w:rPr>
+          <w:rFonts w:eastAsiaTheme="minorEastAsia" w:cs="Times New Roman"/>
+          <w:szCs w:val="19"/>
+        </w:rPr>
+      </w:pPr>
+    </w:p>
+    <w:p>
+      <w:pPr>
+        <w:rPr>
+          <w:rFonts w:eastAsiaTheme="minorEastAsia" w:cs="Times New Roman"/>
+          <w:szCs w:val="19"/>
+        </w:rPr>
+      </w:pPr>
+      <m:oMath>
+        <m:sSub>
+          <m:sSubPr>
+            <m:ctrlPr>
+              <w:rPr>
+                <w:rFonts w:ascii="Cambria Math" w:eastAsiaTheme="minorEastAsia" w:hAnsi="Cambria Math" w:cs="Times New Roman"/>
+                <w:i/>
+                <w:szCs w:val="19"/>
+              </w:rPr>
+            </m:ctrlPr>
+          </m:sSubPr>
+          <m:e>
+            <m:r>
+              <m:rPr>
+                <m:scr m:val="double-struck"/>
+              </m:rPr>
+              <w:rPr>
+                <w:rFonts w:ascii="Cambria Math" w:eastAsiaTheme="minorEastAsia" w:hAnsi="Cambria Math" w:cs="Times New Roman"/>
+                <w:szCs w:val="19"/>
+              </w:rPr>
+              <m:t>E</m:t>
+            </m:r>
+          </m:e>
+          <m:sub>
+            <m:r>
+              <w:rPr>
+                <w:rFonts w:ascii="Cambria Math" w:eastAsiaTheme="minorEastAsia" w:hAnsi="Cambria Math" w:cs="Times New Roman"/>
+                <w:szCs w:val="19"/>
+              </w:rPr>
+              <m:t>p</m:t>
+            </m:r>
+          </m:sub>
+        </m:sSub>
+        <m:d>
+          <m:dPr>
+            <m:begChr m:val="["/>
+            <m:endChr m:val="]"/>
+            <m:ctrlPr>
+              <w:rPr>
+                <w:rFonts w:ascii="Cambria Math" w:eastAsiaTheme="minorEastAsia" w:hAnsi="Cambria Math" w:cs="Times New Roman"/>
+                <w:i/>
+                <w:szCs w:val="19"/>
+              </w:rPr>
+            </m:ctrlPr>
+          </m:dPr>
+          <m:e>
+            <m:r>
+              <w:rPr>
+                <w:rFonts w:ascii="Cambria Math" w:eastAsiaTheme="minorEastAsia" w:hAnsi="Cambria Math" w:cs="Times New Roman"/>
+                <w:szCs w:val="19"/>
+              </w:rPr>
+              <m:t>L</m:t>
+            </m:r>
+          </m:e>
+        </m:d>
+        <m:r>
+          <w:rPr>
+            <w:rFonts w:ascii="Cambria Math" w:eastAsiaTheme="minorEastAsia" w:hAnsi="Cambria Math" w:cs="Times New Roman"/>
+            <w:szCs w:val="19"/>
+          </w:rPr>
+          <m:t>≥</m:t>
+        </m:r>
+        <m:sSub>
+          <m:sSubPr>
+            <m:ctrlPr>
+              <w:rPr>
+                <w:rFonts w:ascii="Cambria Math" w:eastAsiaTheme="minorEastAsia" w:hAnsi="Cambria Math" w:cs="Times New Roman"/>
+                <w:i/>
+                <w:szCs w:val="19"/>
+              </w:rPr>
+            </m:ctrlPr>
+          </m:sSubPr>
+          <m:e>
+            <m:r>
+              <w:rPr>
+                <w:rFonts w:ascii="Cambria Math" w:eastAsiaTheme="minorEastAsia" w:hAnsi="Cambria Math" w:cs="Times New Roman"/>
+                <w:szCs w:val="19"/>
+              </w:rPr>
+              <m:t>H</m:t>
+            </m:r>
+          </m:e>
+          <m:sub>
+            <m:r>
+              <w:rPr>
+                <w:rFonts w:ascii="Cambria Math" w:eastAsiaTheme="minorEastAsia" w:hAnsi="Cambria Math" w:cs="Times New Roman"/>
+                <w:szCs w:val="19"/>
+              </w:rPr>
+              <m:t>2</m:t>
+            </m:r>
+          </m:sub>
+        </m:sSub>
+        <m:d>
+          <m:dPr>
+            <m:ctrlPr>
+              <w:rPr>
+                <w:rFonts w:ascii="Cambria Math" w:eastAsiaTheme="minorEastAsia" w:hAnsi="Cambria Math" w:cs="Times New Roman"/>
+                <w:i/>
+                <w:szCs w:val="19"/>
+              </w:rPr>
+            </m:ctrlPr>
+          </m:dPr>
+          <m:e>
+            <m:r>
+              <w:rPr>
+                <w:rFonts w:ascii="Cambria Math" w:eastAsiaTheme="minorEastAsia" w:hAnsi="Cambria Math" w:cs="Times New Roman"/>
+                <w:szCs w:val="19"/>
+              </w:rPr>
+              <m:t>p</m:t>
+            </m:r>
+          </m:e>
+        </m:d>
+      </m:oMath>
+      <w:r>
+        <w:rPr>
+          <w:rFonts w:eastAsiaTheme="minorEastAsia" w:cs="Times New Roman"/>
+          <w:szCs w:val="19"/>
+        </w:rPr>
+        <w:t xml:space="preserve">    (sha.1)</w:t>
+      </w:r>
+    </w:p>
+    <w:p>
+      <w:pPr>
+        <w:rPr>
+          <w:rFonts w:eastAsiaTheme="minorEastAsia" w:cs="Times New Roman"/>
+          <w:szCs w:val="19"/>
+        </w:rPr>
+      </w:pPr>
+    </w:p>
+    <w:p>
+      <w:pPr>
+        <w:rPr>
+          <w:rFonts w:eastAsiaTheme="minorEastAsia" w:cs="Times New Roman"/>
+          <w:szCs w:val="19"/>
+        </w:rPr>
+      </w:pPr>
+      <w:r>
+        <w:rPr>
+          <w:rFonts w:eastAsiaTheme="minorEastAsia" w:cs="Times New Roman"/>
+          <w:szCs w:val="19"/>
+          <w:u w:val="single"/>
+        </w:rPr>
+        <w:t>Note</w:t>
+      </w:r>
+      <w:r>
+        <w:rPr>
+          <w:rFonts w:eastAsiaTheme="minorEastAsia" w:cs="Times New Roman"/>
+          <w:szCs w:val="19"/>
+        </w:rPr>
+        <w:t>: here subscript 2 denotes the base of the logarithm</w:t>
+      </w:r>
+    </w:p>
+    <w:p>
+      <w:pPr>
+        <w:rPr>
+          <w:rFonts w:eastAsiaTheme="minorEastAsia" w:cs="Times New Roman"/>
+          <w:szCs w:val="19"/>
+        </w:rPr>
+      </w:pPr>
+    </w:p>
+    <w:p>
+      <w:pPr>
+        <w:rPr>
+          <w:rFonts w:eastAsiaTheme="minorEastAsia" w:cs="Times New Roman"/>
+          <w:szCs w:val="19"/>
+        </w:rPr>
+      </w:pPr>
+      <w:r>
+        <w:rPr>
+          <w:rFonts w:eastAsiaTheme="minorEastAsia" w:cs="Times New Roman"/>
+          <w:szCs w:val="19"/>
+        </w:rPr>
+        <w:t xml:space="preserve">and there exists a prefix-free code achieving </w:t>
+      </w:r>
+    </w:p>
+    <w:p>
+      <w:pPr>
+        <w:rPr>
+          <w:rFonts w:eastAsiaTheme="minorEastAsia" w:cs="Times New Roman"/>
+          <w:szCs w:val="19"/>
+        </w:rPr>
+      </w:pPr>
+    </w:p>
+    <w:p>
+      <w:pPr>
+        <w:rPr>
+          <w:rFonts w:eastAsiaTheme="minorEastAsia" w:cs="Times New Roman"/>
+          <w:szCs w:val="19"/>
+        </w:rPr>
+      </w:pPr>
+      <m:oMath>
+        <m:sSub>
+          <m:sSubPr>
+            <m:ctrlPr>
+              <w:rPr>
+                <w:rFonts w:ascii="Cambria Math" w:eastAsiaTheme="minorEastAsia" w:hAnsi="Cambria Math" w:cs="Times New Roman"/>
+                <w:i/>
+                <w:szCs w:val="19"/>
+              </w:rPr>
+            </m:ctrlPr>
+          </m:sSubPr>
+          <m:e>
+            <m:r>
+              <w:rPr>
+                <w:rFonts w:ascii="Cambria Math" w:eastAsiaTheme="minorEastAsia" w:hAnsi="Cambria Math" w:cs="Times New Roman"/>
+                <w:szCs w:val="19"/>
+              </w:rPr>
+              <m:t>H</m:t>
+            </m:r>
+          </m:e>
+          <m:sub>
+            <m:r>
+              <w:rPr>
+                <w:rFonts w:ascii="Cambria Math" w:eastAsiaTheme="minorEastAsia" w:hAnsi="Cambria Math" w:cs="Times New Roman"/>
+                <w:szCs w:val="19"/>
+              </w:rPr>
+              <m:t>2</m:t>
+            </m:r>
+          </m:sub>
+        </m:sSub>
+        <m:d>
+          <m:dPr>
+            <m:ctrlPr>
+              <w:rPr>
+                <w:rFonts w:ascii="Cambria Math" w:eastAsiaTheme="minorEastAsia" w:hAnsi="Cambria Math" w:cs="Times New Roman"/>
+                <w:i/>
+                <w:szCs w:val="19"/>
+              </w:rPr>
+            </m:ctrlPr>
+          </m:dPr>
+          <m:e>
+            <m:r>
+              <w:rPr>
+                <w:rFonts w:ascii="Cambria Math" w:eastAsiaTheme="minorEastAsia" w:hAnsi="Cambria Math" w:cs="Times New Roman"/>
+                <w:szCs w:val="19"/>
+              </w:rPr>
+              <m:t>p</m:t>
+            </m:r>
+          </m:e>
+        </m:d>
+        <m:r>
+          <w:rPr>
+            <w:rFonts w:ascii="Cambria Math" w:eastAsiaTheme="minorEastAsia" w:hAnsi="Cambria Math" w:cs="Times New Roman"/>
+            <w:szCs w:val="19"/>
+          </w:rPr>
+          <m:t>≤</m:t>
+        </m:r>
+        <m:sSub>
+          <m:sSubPr>
+            <m:ctrlPr>
+              <w:rPr>
+                <w:rFonts w:ascii="Cambria Math" w:eastAsiaTheme="minorEastAsia" w:hAnsi="Cambria Math" w:cs="Times New Roman"/>
+                <w:i/>
+                <w:szCs w:val="19"/>
+              </w:rPr>
+            </m:ctrlPr>
+          </m:sSubPr>
+          <m:e>
+            <m:r>
+              <m:rPr>
+                <m:scr m:val="double-struck"/>
+              </m:rPr>
+              <w:rPr>
+                <w:rFonts w:ascii="Cambria Math" w:eastAsiaTheme="minorEastAsia" w:hAnsi="Cambria Math" w:cs="Times New Roman"/>
+                <w:szCs w:val="19"/>
+              </w:rPr>
+              <m:t>E</m:t>
+            </m:r>
+          </m:e>
+          <m:sub>
+            <m:r>
+              <w:rPr>
+                <w:rFonts w:ascii="Cambria Math" w:eastAsiaTheme="minorEastAsia" w:hAnsi="Cambria Math" w:cs="Times New Roman"/>
+                <w:szCs w:val="19"/>
+              </w:rPr>
+              <m:t>p</m:t>
+            </m:r>
+          </m:sub>
+        </m:sSub>
+        <m:d>
+          <m:dPr>
+            <m:begChr m:val="["/>
+            <m:endChr m:val="]"/>
+            <m:ctrlPr>
+              <w:rPr>
+                <w:rFonts w:ascii="Cambria Math" w:eastAsiaTheme="minorEastAsia" w:hAnsi="Cambria Math" w:cs="Times New Roman"/>
+                <w:i/>
+                <w:szCs w:val="19"/>
+              </w:rPr>
+            </m:ctrlPr>
+          </m:dPr>
+          <m:e>
+            <m:sSup>
+              <m:sSupPr>
+                <m:ctrlPr>
+                  <w:rPr>
+                    <w:rFonts w:ascii="Cambria Math" w:eastAsiaTheme="minorEastAsia" w:hAnsi="Cambria Math" w:cs="Times New Roman"/>
+                    <w:i/>
+                    <w:szCs w:val="19"/>
+                  </w:rPr>
+                </m:ctrlPr>
+              </m:sSupPr>
+              <m:e>
+                <m:r>
+                  <w:rPr>
+                    <w:rFonts w:ascii="Cambria Math" w:eastAsiaTheme="minorEastAsia" w:hAnsi="Cambria Math" w:cs="Times New Roman"/>
+                    <w:szCs w:val="19"/>
+                  </w:rPr>
+                  <m:t>L</m:t>
+                </m:r>
+              </m:e>
+              <m:sup>
+                <m:r>
+                  <w:rPr>
+                    <w:rFonts w:ascii="Cambria Math" w:eastAsiaTheme="minorEastAsia" w:hAnsi="Cambria Math" w:cs="Times New Roman"/>
+                    <w:szCs w:val="19"/>
+                  </w:rPr>
+                  <m:t>*</m:t>
+                </m:r>
+              </m:sup>
+            </m:sSup>
+          </m:e>
+        </m:d>
+        <m:r>
+          <w:rPr>
+            <w:rFonts w:ascii="Cambria Math" w:eastAsiaTheme="minorEastAsia" w:hAnsi="Cambria Math" w:cs="Times New Roman"/>
+            <w:szCs w:val="19"/>
+          </w:rPr>
+          <m:t>&lt;</m:t>
+        </m:r>
+        <m:sSub>
+          <m:sSubPr>
+            <m:ctrlPr>
+              <w:rPr>
+                <w:rFonts w:ascii="Cambria Math" w:eastAsiaTheme="minorEastAsia" w:hAnsi="Cambria Math" w:cs="Times New Roman"/>
+                <w:i/>
+                <w:szCs w:val="19"/>
+              </w:rPr>
+            </m:ctrlPr>
+          </m:sSubPr>
+          <m:e>
+            <m:r>
+              <w:rPr>
+                <w:rFonts w:ascii="Cambria Math" w:eastAsiaTheme="minorEastAsia" w:hAnsi="Cambria Math" w:cs="Times New Roman"/>
+                <w:szCs w:val="19"/>
+              </w:rPr>
+              <m:t>H</m:t>
+            </m:r>
+          </m:e>
+          <m:sub>
+            <m:r>
+              <w:rPr>
+                <w:rFonts w:ascii="Cambria Math" w:eastAsiaTheme="minorEastAsia" w:hAnsi="Cambria Math" w:cs="Times New Roman"/>
+                <w:szCs w:val="19"/>
+              </w:rPr>
+              <m:t>2</m:t>
+            </m:r>
+          </m:sub>
+        </m:sSub>
+        <m:d>
+          <m:dPr>
+            <m:ctrlPr>
+              <w:rPr>
+                <w:rFonts w:ascii="Cambria Math" w:eastAsiaTheme="minorEastAsia" w:hAnsi="Cambria Math" w:cs="Times New Roman"/>
+                <w:i/>
+                <w:szCs w:val="19"/>
+              </w:rPr>
+            </m:ctrlPr>
+          </m:dPr>
+          <m:e>
+            <m:r>
+              <w:rPr>
+                <w:rFonts w:ascii="Cambria Math" w:eastAsiaTheme="minorEastAsia" w:hAnsi="Cambria Math" w:cs="Times New Roman"/>
+                <w:szCs w:val="19"/>
+              </w:rPr>
+              <m:t>p</m:t>
+            </m:r>
+          </m:e>
+        </m:d>
+        <m:r>
+          <w:rPr>
+            <w:rFonts w:ascii="Cambria Math" w:eastAsiaTheme="minorEastAsia" w:hAnsi="Cambria Math" w:cs="Times New Roman"/>
+            <w:szCs w:val="19"/>
+          </w:rPr>
+          <m:t>+1</m:t>
+        </m:r>
+      </m:oMath>
+      <w:r>
+        <w:rPr>
+          <w:rFonts w:eastAsiaTheme="minorEastAsia" w:cs="Times New Roman"/>
+          <w:szCs w:val="19"/>
+        </w:rPr>
+        <w:t xml:space="preserve"> </w:t>
+      </w:r>
+    </w:p>
+    <w:p>
+      <w:pPr>
+        <w:rPr>
+          <w:rFonts w:eastAsiaTheme="minorEastAsia" w:cs="Times New Roman"/>
+          <w:szCs w:val="19"/>
+        </w:rPr>
+      </w:pPr>
+    </w:p>
+    <w:p>
+      <w:pPr>
+        <w:rPr>
+          <w:rFonts w:eastAsiaTheme="minorEastAsia" w:cs="Times New Roman"/>
+          <w:szCs w:val="19"/>
+        </w:rPr>
+      </w:pPr>
+      <w:r>
+        <w:rPr>
+          <w:rFonts w:eastAsiaTheme="minorEastAsia" w:cs="Times New Roman"/>
+          <w:szCs w:val="19"/>
+        </w:rPr>
+        <w:t xml:space="preserve">Block coding </w:t>
+      </w:r>
+      <m:oMath>
+        <m:r>
+          <w:rPr>
+            <w:rFonts w:ascii="Cambria Math" w:eastAsiaTheme="minorEastAsia" w:hAnsi="Cambria Math" w:cs="Times New Roman"/>
+            <w:szCs w:val="19"/>
+          </w:rPr>
+          <m:t>n</m:t>
+        </m:r>
+      </m:oMath>
+      <w:r>
+        <w:rPr>
+          <w:rFonts w:eastAsiaTheme="minorEastAsia" w:cs="Times New Roman"/>
+          <w:szCs w:val="19"/>
+        </w:rPr>
+        <w:t xml:space="preserve"> symbols at a time tightens this to</w:t>
+      </w:r>
+    </w:p>
+    <w:p>
+      <w:pPr>
+        <w:rPr>
+          <w:rFonts w:eastAsiaTheme="minorEastAsia" w:cs="Times New Roman"/>
+          <w:szCs w:val="19"/>
+        </w:rPr>
+      </w:pPr>
     </w:p>
     <w:p>
       <w:pPr>

--- a/docs/language_models/Perplexity_in_Language_Models.docx
+++ b/docs/language_models/Perplexity_in_Language_Models.docx
@@ -3171,6 +3171,13 @@
         </w:rPr>
         <w:t xml:space="preserve"> </w:t>
       </w:r>
+      <w:r>
+        <w:rPr>
+          <w:rFonts w:eastAsiaTheme="minorEastAsia" w:cs="Times New Roman"/>
+          <w:szCs w:val="19"/>
+        </w:rPr>
+        <w:t xml:space="preserve">   (opt.1)</w:t>
+      </w:r>
     </w:p>
     <w:p>
       <w:pPr>
@@ -3226,6 +3233,362 @@
           <w:szCs w:val="19"/>
         </w:rPr>
       </w:pPr>
+      <m:oMath>
+        <m:sSub>
+          <m:sSubPr>
+            <m:ctrlPr>
+              <w:rPr>
+                <w:rFonts w:ascii="Cambria Math" w:eastAsiaTheme="minorEastAsia" w:hAnsi="Cambria Math" w:cs="Times New Roman"/>
+                <w:i/>
+                <w:szCs w:val="19"/>
+              </w:rPr>
+            </m:ctrlPr>
+          </m:sSubPr>
+          <m:e>
+            <m:r>
+              <w:rPr>
+                <w:rFonts w:ascii="Cambria Math" w:eastAsiaTheme="minorEastAsia" w:hAnsi="Cambria Math" w:cs="Times New Roman"/>
+                <w:szCs w:val="19"/>
+              </w:rPr>
+              <m:t>H</m:t>
+            </m:r>
+          </m:e>
+          <m:sub>
+            <m:r>
+              <w:rPr>
+                <w:rFonts w:ascii="Cambria Math" w:eastAsiaTheme="minorEastAsia" w:hAnsi="Cambria Math" w:cs="Times New Roman"/>
+                <w:szCs w:val="19"/>
+              </w:rPr>
+              <m:t>2</m:t>
+            </m:r>
+          </m:sub>
+        </m:sSub>
+        <m:d>
+          <m:dPr>
+            <m:ctrlPr>
+              <w:rPr>
+                <w:rFonts w:ascii="Cambria Math" w:eastAsiaTheme="minorEastAsia" w:hAnsi="Cambria Math" w:cs="Times New Roman"/>
+                <w:i/>
+                <w:szCs w:val="19"/>
+              </w:rPr>
+            </m:ctrlPr>
+          </m:dPr>
+          <m:e>
+            <m:r>
+              <w:rPr>
+                <w:rFonts w:ascii="Cambria Math" w:eastAsiaTheme="minorEastAsia" w:hAnsi="Cambria Math" w:cs="Times New Roman"/>
+                <w:szCs w:val="19"/>
+              </w:rPr>
+              <m:t>p</m:t>
+            </m:r>
+          </m:e>
+        </m:d>
+        <m:r>
+          <w:rPr>
+            <w:rFonts w:ascii="Cambria Math" w:eastAsiaTheme="minorEastAsia" w:hAnsi="Cambria Math" w:cs="Times New Roman"/>
+            <w:szCs w:val="19"/>
+          </w:rPr>
+          <m:t>≤</m:t>
+        </m:r>
+        <m:f>
+          <m:fPr>
+            <m:ctrlPr>
+              <w:rPr>
+                <w:rFonts w:ascii="Cambria Math" w:eastAsiaTheme="minorEastAsia" w:hAnsi="Cambria Math" w:cs="Times New Roman"/>
+                <w:i/>
+                <w:szCs w:val="19"/>
+              </w:rPr>
+            </m:ctrlPr>
+          </m:fPr>
+          <m:num>
+            <m:sSub>
+              <m:sSubPr>
+                <m:ctrlPr>
+                  <w:rPr>
+                    <w:rFonts w:ascii="Cambria Math" w:eastAsiaTheme="minorEastAsia" w:hAnsi="Cambria Math" w:cs="Times New Roman"/>
+                    <w:i/>
+                    <w:szCs w:val="19"/>
+                  </w:rPr>
+                </m:ctrlPr>
+              </m:sSubPr>
+              <m:e>
+                <m:r>
+                  <m:rPr>
+                    <m:scr m:val="double-struck"/>
+                  </m:rPr>
+                  <w:rPr>
+                    <w:rFonts w:ascii="Cambria Math" w:eastAsiaTheme="minorEastAsia" w:hAnsi="Cambria Math" w:cs="Times New Roman"/>
+                    <w:szCs w:val="19"/>
+                  </w:rPr>
+                  <m:t>E</m:t>
+                </m:r>
+              </m:e>
+              <m:sub>
+                <m:r>
+                  <w:rPr>
+                    <w:rFonts w:ascii="Cambria Math" w:eastAsiaTheme="minorEastAsia" w:hAnsi="Cambria Math" w:cs="Times New Roman"/>
+                    <w:szCs w:val="19"/>
+                  </w:rPr>
+                  <m:t>p</m:t>
+                </m:r>
+              </m:sub>
+            </m:sSub>
+            <m:d>
+              <m:dPr>
+                <m:begChr m:val="["/>
+                <m:endChr m:val="]"/>
+                <m:ctrlPr>
+                  <w:rPr>
+                    <w:rFonts w:ascii="Cambria Math" w:eastAsiaTheme="minorEastAsia" w:hAnsi="Cambria Math" w:cs="Times New Roman"/>
+                    <w:i/>
+                    <w:szCs w:val="19"/>
+                  </w:rPr>
+                </m:ctrlPr>
+              </m:dPr>
+              <m:e>
+                <m:sSup>
+                  <m:sSupPr>
+                    <m:ctrlPr>
+                      <w:rPr>
+                        <w:rFonts w:ascii="Cambria Math" w:eastAsiaTheme="minorEastAsia" w:hAnsi="Cambria Math" w:cs="Times New Roman"/>
+                        <w:i/>
+                        <w:szCs w:val="19"/>
+                      </w:rPr>
+                    </m:ctrlPr>
+                  </m:sSupPr>
+                  <m:e>
+                    <m:r>
+                      <w:rPr>
+                        <w:rFonts w:ascii="Cambria Math" w:eastAsiaTheme="minorEastAsia" w:hAnsi="Cambria Math" w:cs="Times New Roman"/>
+                        <w:szCs w:val="19"/>
+                      </w:rPr>
+                      <m:t>L</m:t>
+                    </m:r>
+                  </m:e>
+                  <m:sup>
+                    <m:r>
+                      <w:rPr>
+                        <w:rFonts w:ascii="Cambria Math" w:eastAsiaTheme="minorEastAsia" w:hAnsi="Cambria Math" w:cs="Times New Roman"/>
+                        <w:szCs w:val="19"/>
+                      </w:rPr>
+                      <m:t>*</m:t>
+                    </m:r>
+                  </m:sup>
+                </m:sSup>
+              </m:e>
+            </m:d>
+          </m:num>
+          <m:den>
+            <m:r>
+              <w:rPr>
+                <w:rFonts w:ascii="Cambria Math" w:eastAsiaTheme="minorEastAsia" w:hAnsi="Cambria Math" w:cs="Times New Roman"/>
+                <w:szCs w:val="19"/>
+              </w:rPr>
+              <m:t>n</m:t>
+            </m:r>
+          </m:den>
+        </m:f>
+        <m:r>
+          <w:rPr>
+            <w:rFonts w:ascii="Cambria Math" w:eastAsiaTheme="minorEastAsia" w:hAnsi="Cambria Math" w:cs="Times New Roman"/>
+            <w:szCs w:val="19"/>
+          </w:rPr>
+          <m:t>&lt;</m:t>
+        </m:r>
+        <m:sSub>
+          <m:sSubPr>
+            <m:ctrlPr>
+              <w:rPr>
+                <w:rFonts w:ascii="Cambria Math" w:eastAsiaTheme="minorEastAsia" w:hAnsi="Cambria Math" w:cs="Times New Roman"/>
+                <w:i/>
+                <w:szCs w:val="19"/>
+              </w:rPr>
+            </m:ctrlPr>
+          </m:sSubPr>
+          <m:e>
+            <m:r>
+              <w:rPr>
+                <w:rFonts w:ascii="Cambria Math" w:eastAsiaTheme="minorEastAsia" w:hAnsi="Cambria Math" w:cs="Times New Roman"/>
+                <w:szCs w:val="19"/>
+              </w:rPr>
+              <m:t>H</m:t>
+            </m:r>
+          </m:e>
+          <m:sub>
+            <m:r>
+              <w:rPr>
+                <w:rFonts w:ascii="Cambria Math" w:eastAsiaTheme="minorEastAsia" w:hAnsi="Cambria Math" w:cs="Times New Roman"/>
+                <w:szCs w:val="19"/>
+              </w:rPr>
+              <m:t>2</m:t>
+            </m:r>
+          </m:sub>
+        </m:sSub>
+        <m:d>
+          <m:dPr>
+            <m:ctrlPr>
+              <w:rPr>
+                <w:rFonts w:ascii="Cambria Math" w:eastAsiaTheme="minorEastAsia" w:hAnsi="Cambria Math" w:cs="Times New Roman"/>
+                <w:i/>
+                <w:szCs w:val="19"/>
+              </w:rPr>
+            </m:ctrlPr>
+          </m:dPr>
+          <m:e>
+            <m:r>
+              <w:rPr>
+                <w:rFonts w:ascii="Cambria Math" w:eastAsiaTheme="minorEastAsia" w:hAnsi="Cambria Math" w:cs="Times New Roman"/>
+                <w:szCs w:val="19"/>
+              </w:rPr>
+              <m:t>p</m:t>
+            </m:r>
+          </m:e>
+        </m:d>
+        <m:r>
+          <w:rPr>
+            <w:rFonts w:ascii="Cambria Math" w:eastAsiaTheme="minorEastAsia" w:hAnsi="Cambria Math" w:cs="Times New Roman"/>
+            <w:szCs w:val="19"/>
+          </w:rPr>
+          <m:t>+</m:t>
+        </m:r>
+        <m:f>
+          <m:fPr>
+            <m:ctrlPr>
+              <w:rPr>
+                <w:rFonts w:ascii="Cambria Math" w:eastAsiaTheme="minorEastAsia" w:hAnsi="Cambria Math" w:cs="Times New Roman"/>
+                <w:i/>
+                <w:szCs w:val="19"/>
+              </w:rPr>
+            </m:ctrlPr>
+          </m:fPr>
+          <m:num>
+            <m:r>
+              <w:rPr>
+                <w:rFonts w:ascii="Cambria Math" w:eastAsiaTheme="minorEastAsia" w:hAnsi="Cambria Math" w:cs="Times New Roman"/>
+                <w:szCs w:val="19"/>
+              </w:rPr>
+              <m:t>1</m:t>
+            </m:r>
+          </m:num>
+          <m:den>
+            <m:r>
+              <w:rPr>
+                <w:rFonts w:ascii="Cambria Math" w:eastAsiaTheme="minorEastAsia" w:hAnsi="Cambria Math" w:cs="Times New Roman"/>
+                <w:szCs w:val="19"/>
+              </w:rPr>
+              <m:t>n</m:t>
+            </m:r>
+          </m:den>
+        </m:f>
+      </m:oMath>
+      <w:r>
+        <w:rPr>
+          <w:rFonts w:eastAsiaTheme="minorEastAsia" w:cs="Times New Roman"/>
+          <w:szCs w:val="19"/>
+        </w:rPr>
+        <w:t xml:space="preserve"> </w:t>
+      </w:r>
+      <w:r>
+        <w:rPr>
+          <w:rFonts w:eastAsiaTheme="minorEastAsia" w:cs="Times New Roman"/>
+          <w:szCs w:val="19"/>
+        </w:rPr>
+        <w:t xml:space="preserve">     (opt.2)</w:t>
+      </w:r>
+    </w:p>
+    <w:p>
+      <w:pPr>
+        <w:rPr>
+          <w:rFonts w:eastAsiaTheme="minorEastAsia" w:cs="Times New Roman"/>
+          <w:szCs w:val="19"/>
+        </w:rPr>
+      </w:pPr>
+    </w:p>
+    <w:p>
+      <w:pPr>
+        <w:rPr>
+          <w:rFonts w:eastAsiaTheme="minorEastAsia" w:cs="Times New Roman"/>
+          <w:szCs w:val="19"/>
+        </w:rPr>
+      </w:pPr>
+      <w:r>
+        <w:rPr>
+          <w:rFonts w:eastAsiaTheme="minorEastAsia" w:cs="Times New Roman"/>
+          <w:szCs w:val="19"/>
+          <w:u w:val="single"/>
+        </w:rPr>
+        <w:t>Derivation of</w:t>
+      </w:r>
+      <w:r>
+        <w:rPr>
+          <w:rFonts w:eastAsiaTheme="minorEastAsia" w:cs="Times New Roman"/>
+          <w:szCs w:val="19"/>
+        </w:rPr>
+        <w:t xml:space="preserve"> (opt.2)</w:t>
+      </w:r>
+    </w:p>
+    <w:p>
+      <w:pPr>
+        <w:rPr>
+          <w:rFonts w:eastAsiaTheme="minorEastAsia" w:cs="Times New Roman"/>
+          <w:szCs w:val="19"/>
+        </w:rPr>
+      </w:pPr>
+    </w:p>
+    <w:p>
+      <w:pPr>
+        <w:rPr>
+          <w:rFonts w:eastAsiaTheme="minorEastAsia" w:cs="Times New Roman"/>
+          <w:szCs w:val="19"/>
+        </w:rPr>
+      </w:pPr>
+      <w:r>
+        <w:rPr>
+          <w:rFonts w:eastAsiaTheme="minorEastAsia" w:cs="Times New Roman"/>
+          <w:szCs w:val="19"/>
+        </w:rPr>
+        <w:t xml:space="preserve">Let us consider a block of </w:t>
+      </w:r>
+      <m:oMath>
+        <m:r>
+          <w:rPr>
+            <w:rFonts w:ascii="Cambria Math" w:eastAsiaTheme="minorEastAsia" w:hAnsi="Cambria Math" w:cs="Times New Roman"/>
+            <w:szCs w:val="19"/>
+          </w:rPr>
+          <m:t>n</m:t>
+        </m:r>
+      </m:oMath>
+      <w:r>
+        <w:rPr>
+          <w:rFonts w:eastAsiaTheme="minorEastAsia" w:cs="Times New Roman"/>
+          <w:szCs w:val="19"/>
+        </w:rPr>
+        <w:t xml:space="preserve"> symbols and treat it as a single super-symbol</w:t>
+      </w:r>
+    </w:p>
+    <w:p>
+      <w:pPr>
+        <w:rPr>
+          <w:rFonts w:eastAsiaTheme="minorEastAsia" w:cs="Times New Roman"/>
+          <w:szCs w:val="19"/>
+        </w:rPr>
+      </w:pPr>
+    </w:p>
+    <w:p>
+      <w:pPr>
+        <w:rPr>
+          <w:rFonts w:eastAsiaTheme="minorEastAsia" w:cs="Times New Roman"/>
+          <w:szCs w:val="19"/>
+        </w:rPr>
+      </w:pPr>
+    </w:p>
+    <w:p>
+      <w:pPr>
+        <w:rPr>
+          <w:rFonts w:eastAsiaTheme="minorEastAsia" w:cs="Times New Roman"/>
+          <w:szCs w:val="19"/>
+        </w:rPr>
+      </w:pPr>
     </w:p>
     <w:p>
       <w:pPr>
@@ -3247,6 +3610,7 @@
         <w:pStyle w:val="Heading1"/>
       </w:pPr>
       <w:r>
+        <w:lastRenderedPageBreak/>
         <w:t>References</w:t>
       </w:r>
     </w:p>

--- a/docs/language_models/Perplexity_in_Language_Models.docx
+++ b/docs/language_models/Perplexity_in_Language_Models.docx
@@ -3565,6 +3565,871 @@
         </w:rPr>
         <w:t xml:space="preserve"> symbols and treat it as a single super-symbol</w:t>
       </w:r>
+      <w:r>
+        <w:rPr>
+          <w:rFonts w:eastAsiaTheme="minorEastAsia" w:cs="Times New Roman"/>
+          <w:szCs w:val="19"/>
+        </w:rPr>
+        <w:t>, apply the single symbol bound to it then divide.</w:t>
+      </w:r>
+    </w:p>
+    <w:p>
+      <w:pPr>
+        <w:rPr>
+          <w:rFonts w:eastAsiaTheme="minorEastAsia" w:cs="Times New Roman"/>
+          <w:szCs w:val="19"/>
+        </w:rPr>
+      </w:pPr>
+    </w:p>
+    <w:p>
+      <w:pPr>
+        <w:rPr>
+          <w:rFonts w:eastAsiaTheme="minorEastAsia" w:cs="Times New Roman"/>
+          <w:szCs w:val="19"/>
+        </w:rPr>
+      </w:pPr>
+      <w:r>
+        <w:rPr>
+          <w:rFonts w:eastAsiaTheme="minorEastAsia" w:cs="Times New Roman"/>
+          <w:szCs w:val="19"/>
+        </w:rPr>
+        <w:t xml:space="preserve">Let </w:t>
+      </w:r>
+      <m:oMath>
+        <m:sSub>
+          <m:sSubPr>
+            <m:ctrlPr>
+              <w:rPr>
+                <w:rFonts w:ascii="Cambria Math" w:eastAsiaTheme="minorEastAsia" w:hAnsi="Cambria Math" w:cs="Times New Roman"/>
+                <w:i/>
+                <w:szCs w:val="19"/>
+              </w:rPr>
+            </m:ctrlPr>
+          </m:sSubPr>
+          <m:e>
+            <m:r>
+              <w:rPr>
+                <w:rFonts w:ascii="Cambria Math" w:eastAsiaTheme="minorEastAsia" w:hAnsi="Cambria Math" w:cs="Times New Roman"/>
+                <w:szCs w:val="19"/>
+              </w:rPr>
+              <m:t>X</m:t>
+            </m:r>
+          </m:e>
+          <m:sub>
+            <m:r>
+              <w:rPr>
+                <w:rFonts w:ascii="Cambria Math" w:eastAsiaTheme="minorEastAsia" w:hAnsi="Cambria Math" w:cs="Times New Roman"/>
+                <w:szCs w:val="19"/>
+              </w:rPr>
+              <m:t>1</m:t>
+            </m:r>
+          </m:sub>
+        </m:sSub>
+        <m:r>
+          <w:rPr>
+            <w:rFonts w:ascii="Cambria Math" w:eastAsiaTheme="minorEastAsia" w:hAnsi="Cambria Math" w:cs="Times New Roman"/>
+            <w:szCs w:val="19"/>
+          </w:rPr>
+          <m:t>,</m:t>
+        </m:r>
+        <m:sSub>
+          <m:sSubPr>
+            <m:ctrlPr>
+              <w:rPr>
+                <w:rFonts w:ascii="Cambria Math" w:eastAsiaTheme="minorEastAsia" w:hAnsi="Cambria Math" w:cs="Times New Roman"/>
+                <w:i/>
+                <w:szCs w:val="19"/>
+              </w:rPr>
+            </m:ctrlPr>
+          </m:sSubPr>
+          <m:e>
+            <m:r>
+              <w:rPr>
+                <w:rFonts w:ascii="Cambria Math" w:eastAsiaTheme="minorEastAsia" w:hAnsi="Cambria Math" w:cs="Times New Roman"/>
+                <w:szCs w:val="19"/>
+              </w:rPr>
+              <m:t>X</m:t>
+            </m:r>
+          </m:e>
+          <m:sub>
+            <m:r>
+              <w:rPr>
+                <w:rFonts w:ascii="Cambria Math" w:eastAsiaTheme="minorEastAsia" w:hAnsi="Cambria Math" w:cs="Times New Roman"/>
+                <w:szCs w:val="19"/>
+              </w:rPr>
+              <m:t>2</m:t>
+            </m:r>
+          </m:sub>
+        </m:sSub>
+        <m:r>
+          <w:rPr>
+            <w:rFonts w:ascii="Cambria Math" w:eastAsiaTheme="minorEastAsia" w:hAnsi="Cambria Math" w:cs="Times New Roman"/>
+            <w:szCs w:val="19"/>
+          </w:rPr>
+          <m:t>,…</m:t>
+        </m:r>
+      </m:oMath>
+      <w:r>
+        <w:rPr>
+          <w:rFonts w:eastAsiaTheme="minorEastAsia" w:cs="Times New Roman"/>
+          <w:szCs w:val="19"/>
+        </w:rPr>
+        <w:t xml:space="preserve"> be i.i.d. with distribution </w:t>
+      </w:r>
+      <m:oMath>
+        <m:r>
+          <w:rPr>
+            <w:rFonts w:ascii="Cambria Math" w:eastAsiaTheme="minorEastAsia" w:hAnsi="Cambria Math" w:cs="Times New Roman"/>
+            <w:szCs w:val="19"/>
+          </w:rPr>
+          <m:t>p</m:t>
+        </m:r>
+      </m:oMath>
+      <w:r>
+        <w:rPr>
+          <w:rFonts w:eastAsiaTheme="minorEastAsia" w:cs="Times New Roman"/>
+          <w:szCs w:val="19"/>
+        </w:rPr>
+        <w:t xml:space="preserve"> over alphabet </w:t>
+      </w:r>
+      <m:oMath>
+        <m:r>
+          <m:rPr>
+            <m:scr m:val="script"/>
+          </m:rPr>
+          <w:rPr>
+            <w:rFonts w:ascii="Cambria Math" w:eastAsiaTheme="minorEastAsia" w:hAnsi="Cambria Math" w:cs="Times New Roman"/>
+            <w:szCs w:val="19"/>
+          </w:rPr>
+          <m:t>X</m:t>
+        </m:r>
+      </m:oMath>
+      <w:r>
+        <w:rPr>
+          <w:rFonts w:eastAsiaTheme="minorEastAsia" w:cs="Times New Roman"/>
+          <w:szCs w:val="19"/>
+        </w:rPr>
+        <w:t>. Define the block random variable</w:t>
+      </w:r>
+    </w:p>
+    <w:p>
+      <w:pPr>
+        <w:rPr>
+          <w:rFonts w:eastAsiaTheme="minorEastAsia" w:cs="Times New Roman"/>
+          <w:szCs w:val="19"/>
+        </w:rPr>
+      </w:pPr>
+    </w:p>
+    <w:p>
+      <w:pPr>
+        <w:rPr>
+          <w:rFonts w:eastAsiaTheme="minorEastAsia" w:cs="Times New Roman"/>
+          <w:szCs w:val="19"/>
+        </w:rPr>
+      </w:pPr>
+      <m:oMath>
+        <m:sSup>
+          <m:sSupPr>
+            <m:ctrlPr>
+              <w:rPr>
+                <w:rFonts w:ascii="Cambria Math" w:eastAsiaTheme="minorEastAsia" w:hAnsi="Cambria Math" w:cs="Times New Roman"/>
+                <w:i/>
+                <w:szCs w:val="19"/>
+              </w:rPr>
+            </m:ctrlPr>
+          </m:sSupPr>
+          <m:e>
+            <m:r>
+              <w:rPr>
+                <w:rFonts w:ascii="Cambria Math" w:eastAsiaTheme="minorEastAsia" w:hAnsi="Cambria Math" w:cs="Times New Roman"/>
+                <w:szCs w:val="19"/>
+              </w:rPr>
+              <m:t>X</m:t>
+            </m:r>
+          </m:e>
+          <m:sup>
+            <m:r>
+              <w:rPr>
+                <w:rFonts w:ascii="Cambria Math" w:eastAsiaTheme="minorEastAsia" w:hAnsi="Cambria Math" w:cs="Times New Roman"/>
+                <w:szCs w:val="19"/>
+              </w:rPr>
+              <m:t>n</m:t>
+            </m:r>
+          </m:sup>
+        </m:sSup>
+        <m:r>
+          <w:rPr>
+            <w:rFonts w:ascii="Cambria Math" w:eastAsiaTheme="minorEastAsia" w:hAnsi="Cambria Math" w:cs="Times New Roman"/>
+            <w:szCs w:val="19"/>
+          </w:rPr>
+          <m:t>=</m:t>
+        </m:r>
+        <m:d>
+          <m:dPr>
+            <m:ctrlPr>
+              <w:rPr>
+                <w:rFonts w:ascii="Cambria Math" w:eastAsiaTheme="minorEastAsia" w:hAnsi="Cambria Math" w:cs="Times New Roman"/>
+                <w:i/>
+                <w:szCs w:val="19"/>
+              </w:rPr>
+            </m:ctrlPr>
+          </m:dPr>
+          <m:e>
+            <m:sSub>
+              <m:sSubPr>
+                <m:ctrlPr>
+                  <w:rPr>
+                    <w:rFonts w:ascii="Cambria Math" w:eastAsiaTheme="minorEastAsia" w:hAnsi="Cambria Math" w:cs="Times New Roman"/>
+                    <w:i/>
+                    <w:szCs w:val="19"/>
+                  </w:rPr>
+                </m:ctrlPr>
+              </m:sSubPr>
+              <m:e>
+                <m:r>
+                  <w:rPr>
+                    <w:rFonts w:ascii="Cambria Math" w:eastAsiaTheme="minorEastAsia" w:hAnsi="Cambria Math" w:cs="Times New Roman"/>
+                    <w:szCs w:val="19"/>
+                  </w:rPr>
+                  <m:t>X</m:t>
+                </m:r>
+              </m:e>
+              <m:sub>
+                <m:r>
+                  <w:rPr>
+                    <w:rFonts w:ascii="Cambria Math" w:eastAsiaTheme="minorEastAsia" w:hAnsi="Cambria Math" w:cs="Times New Roman"/>
+                    <w:szCs w:val="19"/>
+                  </w:rPr>
+                  <m:t>1</m:t>
+                </m:r>
+              </m:sub>
+            </m:sSub>
+            <m:r>
+              <w:rPr>
+                <w:rFonts w:ascii="Cambria Math" w:eastAsiaTheme="minorEastAsia" w:hAnsi="Cambria Math" w:cs="Times New Roman"/>
+                <w:szCs w:val="19"/>
+              </w:rPr>
+              <m:t>,</m:t>
+            </m:r>
+            <m:sSub>
+              <m:sSubPr>
+                <m:ctrlPr>
+                  <w:rPr>
+                    <w:rFonts w:ascii="Cambria Math" w:eastAsiaTheme="minorEastAsia" w:hAnsi="Cambria Math" w:cs="Times New Roman"/>
+                    <w:i/>
+                    <w:szCs w:val="19"/>
+                  </w:rPr>
+                </m:ctrlPr>
+              </m:sSubPr>
+              <m:e>
+                <m:r>
+                  <w:rPr>
+                    <w:rFonts w:ascii="Cambria Math" w:eastAsiaTheme="minorEastAsia" w:hAnsi="Cambria Math" w:cs="Times New Roman"/>
+                    <w:szCs w:val="19"/>
+                  </w:rPr>
+                  <m:t>X</m:t>
+                </m:r>
+              </m:e>
+              <m:sub>
+                <m:r>
+                  <w:rPr>
+                    <w:rFonts w:ascii="Cambria Math" w:eastAsiaTheme="minorEastAsia" w:hAnsi="Cambria Math" w:cs="Times New Roman"/>
+                    <w:szCs w:val="19"/>
+                  </w:rPr>
+                  <m:t>2</m:t>
+                </m:r>
+              </m:sub>
+            </m:sSub>
+            <m:r>
+              <w:rPr>
+                <w:rFonts w:ascii="Cambria Math" w:eastAsiaTheme="minorEastAsia" w:hAnsi="Cambria Math" w:cs="Times New Roman"/>
+                <w:szCs w:val="19"/>
+              </w:rPr>
+              <m:t>,…,</m:t>
+            </m:r>
+            <m:sSub>
+              <m:sSubPr>
+                <m:ctrlPr>
+                  <w:rPr>
+                    <w:rFonts w:ascii="Cambria Math" w:eastAsiaTheme="minorEastAsia" w:hAnsi="Cambria Math" w:cs="Times New Roman"/>
+                    <w:i/>
+                    <w:szCs w:val="19"/>
+                  </w:rPr>
+                </m:ctrlPr>
+              </m:sSubPr>
+              <m:e>
+                <m:r>
+                  <w:rPr>
+                    <w:rFonts w:ascii="Cambria Math" w:eastAsiaTheme="minorEastAsia" w:hAnsi="Cambria Math" w:cs="Times New Roman"/>
+                    <w:szCs w:val="19"/>
+                  </w:rPr>
+                  <m:t>X</m:t>
+                </m:r>
+              </m:e>
+              <m:sub>
+                <m:r>
+                  <w:rPr>
+                    <w:rFonts w:ascii="Cambria Math" w:eastAsiaTheme="minorEastAsia" w:hAnsi="Cambria Math" w:cs="Times New Roman"/>
+                    <w:szCs w:val="19"/>
+                  </w:rPr>
+                  <m:t>n</m:t>
+                </m:r>
+              </m:sub>
+            </m:sSub>
+          </m:e>
+        </m:d>
+        <m:r>
+          <w:rPr>
+            <w:rFonts w:ascii="Cambria Math" w:eastAsiaTheme="minorEastAsia" w:hAnsi="Cambria Math" w:cs="Times New Roman"/>
+            <w:szCs w:val="19"/>
+          </w:rPr>
+          <m:t>∈</m:t>
+        </m:r>
+        <m:sSup>
+          <m:sSupPr>
+            <m:ctrlPr>
+              <w:rPr>
+                <w:rFonts w:ascii="Cambria Math" w:eastAsiaTheme="minorEastAsia" w:hAnsi="Cambria Math" w:cs="Times New Roman"/>
+                <w:i/>
+                <w:szCs w:val="19"/>
+              </w:rPr>
+            </m:ctrlPr>
+          </m:sSupPr>
+          <m:e>
+            <m:r>
+              <m:rPr>
+                <m:scr m:val="script"/>
+              </m:rPr>
+              <w:rPr>
+                <w:rFonts w:ascii="Cambria Math" w:eastAsiaTheme="minorEastAsia" w:hAnsi="Cambria Math" w:cs="Times New Roman"/>
+                <w:szCs w:val="19"/>
+              </w:rPr>
+              <m:t>X</m:t>
+            </m:r>
+          </m:e>
+          <m:sup>
+            <m:r>
+              <w:rPr>
+                <w:rFonts w:ascii="Cambria Math" w:eastAsiaTheme="minorEastAsia" w:hAnsi="Cambria Math" w:cs="Times New Roman"/>
+                <w:szCs w:val="19"/>
+              </w:rPr>
+              <m:t>n</m:t>
+            </m:r>
+          </m:sup>
+        </m:sSup>
+      </m:oMath>
+      <w:r>
+        <w:rPr>
+          <w:rFonts w:eastAsiaTheme="minorEastAsia" w:cs="Times New Roman"/>
+          <w:szCs w:val="19"/>
+        </w:rPr>
+        <w:t xml:space="preserve"> </w:t>
+      </w:r>
+    </w:p>
+    <w:p>
+      <w:pPr>
+        <w:rPr>
+          <w:rFonts w:eastAsiaTheme="minorEastAsia" w:cs="Times New Roman"/>
+          <w:szCs w:val="19"/>
+        </w:rPr>
+      </w:pPr>
+    </w:p>
+    <w:p>
+      <w:pPr>
+        <w:rPr>
+          <w:rFonts w:eastAsiaTheme="minorEastAsia" w:cs="Times New Roman"/>
+          <w:szCs w:val="19"/>
+        </w:rPr>
+      </w:pPr>
+      <w:r>
+        <w:rPr>
+          <w:rFonts w:eastAsiaTheme="minorEastAsia" w:cs="Times New Roman"/>
+          <w:szCs w:val="19"/>
+        </w:rPr>
+        <w:t>with joint distribution</w:t>
+      </w:r>
+    </w:p>
+    <w:p>
+      <w:pPr>
+        <w:rPr>
+          <w:rFonts w:eastAsiaTheme="minorEastAsia" w:cs="Times New Roman"/>
+          <w:szCs w:val="19"/>
+        </w:rPr>
+      </w:pPr>
+    </w:p>
+    <w:p>
+      <w:pPr>
+        <w:rPr>
+          <w:rFonts w:eastAsiaTheme="minorEastAsia" w:cs="Times New Roman"/>
+          <w:szCs w:val="19"/>
+        </w:rPr>
+      </w:pPr>
+      <m:oMath>
+        <m:sSup>
+          <m:sSupPr>
+            <m:ctrlPr>
+              <w:rPr>
+                <w:rFonts w:ascii="Cambria Math" w:eastAsiaTheme="minorEastAsia" w:hAnsi="Cambria Math" w:cs="Times New Roman"/>
+                <w:i/>
+                <w:szCs w:val="19"/>
+              </w:rPr>
+            </m:ctrlPr>
+          </m:sSupPr>
+          <m:e>
+            <m:r>
+              <w:rPr>
+                <w:rFonts w:ascii="Cambria Math" w:eastAsiaTheme="minorEastAsia" w:hAnsi="Cambria Math" w:cs="Times New Roman"/>
+                <w:szCs w:val="19"/>
+              </w:rPr>
+              <m:t>p</m:t>
+            </m:r>
+          </m:e>
+          <m:sup>
+            <m:r>
+              <w:rPr>
+                <w:rFonts w:ascii="Cambria Math" w:eastAsiaTheme="minorEastAsia" w:hAnsi="Cambria Math" w:cs="Times New Roman"/>
+                <w:szCs w:val="19"/>
+              </w:rPr>
+              <m:t>n</m:t>
+            </m:r>
+          </m:sup>
+        </m:sSup>
+        <m:d>
+          <m:dPr>
+            <m:ctrlPr>
+              <w:rPr>
+                <w:rFonts w:ascii="Cambria Math" w:eastAsiaTheme="minorEastAsia" w:hAnsi="Cambria Math" w:cs="Times New Roman"/>
+                <w:i/>
+                <w:szCs w:val="19"/>
+              </w:rPr>
+            </m:ctrlPr>
+          </m:dPr>
+          <m:e>
+            <m:sSup>
+              <m:sSupPr>
+                <m:ctrlPr>
+                  <w:rPr>
+                    <w:rFonts w:ascii="Cambria Math" w:eastAsiaTheme="minorEastAsia" w:hAnsi="Cambria Math" w:cs="Times New Roman"/>
+                    <w:i/>
+                    <w:szCs w:val="19"/>
+                  </w:rPr>
+                </m:ctrlPr>
+              </m:sSupPr>
+              <m:e>
+                <m:r>
+                  <w:rPr>
+                    <w:rFonts w:ascii="Cambria Math" w:eastAsiaTheme="minorEastAsia" w:hAnsi="Cambria Math" w:cs="Times New Roman"/>
+                    <w:szCs w:val="19"/>
+                  </w:rPr>
+                  <m:t>x</m:t>
+                </m:r>
+              </m:e>
+              <m:sup>
+                <m:r>
+                  <w:rPr>
+                    <w:rFonts w:ascii="Cambria Math" w:eastAsiaTheme="minorEastAsia" w:hAnsi="Cambria Math" w:cs="Times New Roman"/>
+                    <w:szCs w:val="19"/>
+                  </w:rPr>
+                  <m:t>n</m:t>
+                </m:r>
+              </m:sup>
+            </m:sSup>
+          </m:e>
+        </m:d>
+        <m:r>
+          <w:rPr>
+            <w:rFonts w:ascii="Cambria Math" w:eastAsiaTheme="minorEastAsia" w:hAnsi="Cambria Math" w:cs="Times New Roman"/>
+            <w:szCs w:val="19"/>
+          </w:rPr>
+          <m:t>=</m:t>
+        </m:r>
+        <m:sSup>
+          <m:sSupPr>
+            <m:ctrlPr>
+              <w:rPr>
+                <w:rFonts w:ascii="Cambria Math" w:eastAsiaTheme="minorEastAsia" w:hAnsi="Cambria Math" w:cs="Times New Roman"/>
+                <w:i/>
+                <w:szCs w:val="19"/>
+              </w:rPr>
+            </m:ctrlPr>
+          </m:sSupPr>
+          <m:e>
+            <m:r>
+              <w:rPr>
+                <w:rFonts w:ascii="Cambria Math" w:eastAsiaTheme="minorEastAsia" w:hAnsi="Cambria Math" w:cs="Times New Roman"/>
+                <w:szCs w:val="19"/>
+              </w:rPr>
+              <m:t>p</m:t>
+            </m:r>
+          </m:e>
+          <m:sup>
+            <m:r>
+              <w:rPr>
+                <w:rFonts w:ascii="Cambria Math" w:eastAsiaTheme="minorEastAsia" w:hAnsi="Cambria Math" w:cs="Times New Roman"/>
+                <w:szCs w:val="19"/>
+              </w:rPr>
+              <m:t>n</m:t>
+            </m:r>
+          </m:sup>
+        </m:sSup>
+        <m:d>
+          <m:dPr>
+            <m:ctrlPr>
+              <w:rPr>
+                <w:rFonts w:ascii="Cambria Math" w:eastAsiaTheme="minorEastAsia" w:hAnsi="Cambria Math" w:cs="Times New Roman"/>
+                <w:i/>
+                <w:szCs w:val="19"/>
+              </w:rPr>
+            </m:ctrlPr>
+          </m:dPr>
+          <m:e>
+            <m:sSub>
+              <m:sSubPr>
+                <m:ctrlPr>
+                  <w:rPr>
+                    <w:rFonts w:ascii="Cambria Math" w:eastAsiaTheme="minorEastAsia" w:hAnsi="Cambria Math" w:cs="Times New Roman"/>
+                    <w:i/>
+                    <w:szCs w:val="19"/>
+                  </w:rPr>
+                </m:ctrlPr>
+              </m:sSubPr>
+              <m:e>
+                <m:r>
+                  <w:rPr>
+                    <w:rFonts w:ascii="Cambria Math" w:eastAsiaTheme="minorEastAsia" w:hAnsi="Cambria Math" w:cs="Times New Roman"/>
+                    <w:szCs w:val="19"/>
+                  </w:rPr>
+                  <m:t>x</m:t>
+                </m:r>
+              </m:e>
+              <m:sub>
+                <m:r>
+                  <w:rPr>
+                    <w:rFonts w:ascii="Cambria Math" w:eastAsiaTheme="minorEastAsia" w:hAnsi="Cambria Math" w:cs="Times New Roman"/>
+                    <w:szCs w:val="19"/>
+                  </w:rPr>
+                  <m:t>1</m:t>
+                </m:r>
+              </m:sub>
+            </m:sSub>
+            <m:r>
+              <w:rPr>
+                <w:rFonts w:ascii="Cambria Math" w:eastAsiaTheme="minorEastAsia" w:hAnsi="Cambria Math" w:cs="Times New Roman"/>
+                <w:szCs w:val="19"/>
+              </w:rPr>
+              <m:t>,…,</m:t>
+            </m:r>
+            <m:sSub>
+              <m:sSubPr>
+                <m:ctrlPr>
+                  <w:rPr>
+                    <w:rFonts w:ascii="Cambria Math" w:eastAsiaTheme="minorEastAsia" w:hAnsi="Cambria Math" w:cs="Times New Roman"/>
+                    <w:i/>
+                    <w:szCs w:val="19"/>
+                  </w:rPr>
+                </m:ctrlPr>
+              </m:sSubPr>
+              <m:e>
+                <m:r>
+                  <w:rPr>
+                    <w:rFonts w:ascii="Cambria Math" w:eastAsiaTheme="minorEastAsia" w:hAnsi="Cambria Math" w:cs="Times New Roman"/>
+                    <w:szCs w:val="19"/>
+                  </w:rPr>
+                  <m:t>x</m:t>
+                </m:r>
+              </m:e>
+              <m:sub>
+                <m:r>
+                  <w:rPr>
+                    <w:rFonts w:ascii="Cambria Math" w:eastAsiaTheme="minorEastAsia" w:hAnsi="Cambria Math" w:cs="Times New Roman"/>
+                    <w:szCs w:val="19"/>
+                  </w:rPr>
+                  <m:t>n</m:t>
+                </m:r>
+              </m:sub>
+            </m:sSub>
+          </m:e>
+        </m:d>
+        <m:r>
+          <w:rPr>
+            <w:rFonts w:ascii="Cambria Math" w:eastAsiaTheme="minorEastAsia" w:hAnsi="Cambria Math" w:cs="Times New Roman"/>
+            <w:szCs w:val="19"/>
+          </w:rPr>
+          <m:t>=</m:t>
+        </m:r>
+        <m:nary>
+          <m:naryPr>
+            <m:chr m:val="∏"/>
+            <m:limLoc m:val="undOvr"/>
+            <m:ctrlPr>
+              <w:rPr>
+                <w:rFonts w:ascii="Cambria Math" w:eastAsiaTheme="minorEastAsia" w:hAnsi="Cambria Math" w:cs="Times New Roman"/>
+                <w:i/>
+                <w:szCs w:val="19"/>
+              </w:rPr>
+            </m:ctrlPr>
+          </m:naryPr>
+          <m:sub>
+            <m:r>
+              <w:rPr>
+                <w:rFonts w:ascii="Cambria Math" w:eastAsiaTheme="minorEastAsia" w:hAnsi="Cambria Math" w:cs="Times New Roman"/>
+                <w:szCs w:val="19"/>
+              </w:rPr>
+              <m:t>i=1</m:t>
+            </m:r>
+          </m:sub>
+          <m:sup>
+            <m:r>
+              <w:rPr>
+                <w:rFonts w:ascii="Cambria Math" w:eastAsiaTheme="minorEastAsia" w:hAnsi="Cambria Math" w:cs="Times New Roman"/>
+                <w:szCs w:val="19"/>
+              </w:rPr>
+              <m:t>n</m:t>
+            </m:r>
+          </m:sup>
+          <m:e>
+            <m:r>
+              <w:rPr>
+                <w:rFonts w:ascii="Cambria Math" w:eastAsiaTheme="minorEastAsia" w:hAnsi="Cambria Math" w:cs="Times New Roman"/>
+                <w:szCs w:val="19"/>
+              </w:rPr>
+              <m:t>p</m:t>
+            </m:r>
+            <m:d>
+              <m:dPr>
+                <m:ctrlPr>
+                  <w:rPr>
+                    <w:rFonts w:ascii="Cambria Math" w:eastAsiaTheme="minorEastAsia" w:hAnsi="Cambria Math" w:cs="Times New Roman"/>
+                    <w:i/>
+                    <w:szCs w:val="19"/>
+                  </w:rPr>
+                </m:ctrlPr>
+              </m:dPr>
+              <m:e>
+                <m:sSub>
+                  <m:sSubPr>
+                    <m:ctrlPr>
+                      <w:rPr>
+                        <w:rFonts w:ascii="Cambria Math" w:eastAsiaTheme="minorEastAsia" w:hAnsi="Cambria Math" w:cs="Times New Roman"/>
+                        <w:i/>
+                        <w:szCs w:val="19"/>
+                      </w:rPr>
+                    </m:ctrlPr>
+                  </m:sSubPr>
+                  <m:e>
+                    <m:r>
+                      <w:rPr>
+                        <w:rFonts w:ascii="Cambria Math" w:eastAsiaTheme="minorEastAsia" w:hAnsi="Cambria Math" w:cs="Times New Roman"/>
+                        <w:szCs w:val="19"/>
+                      </w:rPr>
+                      <m:t>x</m:t>
+                    </m:r>
+                  </m:e>
+                  <m:sub>
+                    <m:r>
+                      <w:rPr>
+                        <w:rFonts w:ascii="Cambria Math" w:eastAsiaTheme="minorEastAsia" w:hAnsi="Cambria Math" w:cs="Times New Roman"/>
+                        <w:szCs w:val="19"/>
+                      </w:rPr>
+                      <m:t>i</m:t>
+                    </m:r>
+                  </m:sub>
+                </m:sSub>
+              </m:e>
+            </m:d>
+          </m:e>
+        </m:nary>
+      </m:oMath>
+      <w:r>
+        <w:rPr>
+          <w:rFonts w:eastAsiaTheme="minorEastAsia" w:cs="Times New Roman"/>
+          <w:szCs w:val="19"/>
+        </w:rPr>
+        <w:t xml:space="preserve">   (by independence)</w:t>
+      </w:r>
+      <w:r>
+        <w:rPr>
+          <w:rFonts w:eastAsiaTheme="minorEastAsia" w:cs="Times New Roman"/>
+          <w:szCs w:val="19"/>
+        </w:rPr>
+        <w:br/>
+      </w:r>
+    </w:p>
+    <w:p>
+      <w:pPr>
+        <w:rPr>
+          <w:rFonts w:eastAsiaTheme="minorEastAsia" w:cs="Times New Roman"/>
+          <w:szCs w:val="19"/>
+        </w:rPr>
+      </w:pPr>
+      <w:r>
+        <w:rPr>
+          <w:rFonts w:eastAsiaTheme="minorEastAsia" w:cs="Times New Roman"/>
+          <w:szCs w:val="19"/>
+        </w:rPr>
+        <w:t xml:space="preserve">The alphabet for the new source is </w:t>
+      </w:r>
+      <m:oMath>
+        <m:sSup>
+          <m:sSupPr>
+            <m:ctrlPr>
+              <w:rPr>
+                <w:rFonts w:ascii="Cambria Math" w:eastAsiaTheme="minorEastAsia" w:hAnsi="Cambria Math" w:cs="Times New Roman"/>
+                <w:i/>
+                <w:szCs w:val="19"/>
+              </w:rPr>
+            </m:ctrlPr>
+          </m:sSupPr>
+          <m:e>
+            <m:r>
+              <m:rPr>
+                <m:scr m:val="script"/>
+              </m:rPr>
+              <w:rPr>
+                <w:rFonts w:ascii="Cambria Math" w:eastAsiaTheme="minorEastAsia" w:hAnsi="Cambria Math" w:cs="Times New Roman"/>
+                <w:szCs w:val="19"/>
+              </w:rPr>
+              <m:t>X</m:t>
+            </m:r>
+          </m:e>
+          <m:sup>
+            <m:r>
+              <w:rPr>
+                <w:rFonts w:ascii="Cambria Math" w:eastAsiaTheme="minorEastAsia" w:hAnsi="Cambria Math" w:cs="Times New Roman"/>
+                <w:szCs w:val="19"/>
+              </w:rPr>
+              <m:t>n</m:t>
+            </m:r>
+          </m:sup>
+        </m:sSup>
+      </m:oMath>
+      <w:r>
+        <w:rPr>
+          <w:rFonts w:eastAsiaTheme="minorEastAsia" w:cs="Times New Roman"/>
+          <w:szCs w:val="19"/>
+        </w:rPr>
+        <w:t xml:space="preserve"> (of size </w:t>
+      </w:r>
+      <m:oMath>
+        <m:sSup>
+          <m:sSupPr>
+            <m:ctrlPr>
+              <w:rPr>
+                <w:rFonts w:ascii="Cambria Math" w:eastAsiaTheme="minorEastAsia" w:hAnsi="Cambria Math" w:cs="Times New Roman"/>
+                <w:i/>
+                <w:szCs w:val="19"/>
+              </w:rPr>
+            </m:ctrlPr>
+          </m:sSupPr>
+          <m:e>
+            <m:d>
+              <m:dPr>
+                <m:begChr m:val="|"/>
+                <m:endChr m:val="|"/>
+                <m:ctrlPr>
+                  <w:rPr>
+                    <w:rFonts w:ascii="Cambria Math" w:eastAsiaTheme="minorEastAsia" w:hAnsi="Cambria Math" w:cs="Times New Roman"/>
+                    <w:i/>
+                    <w:szCs w:val="19"/>
+                  </w:rPr>
+                </m:ctrlPr>
+              </m:dPr>
+              <m:e>
+                <m:r>
+                  <m:rPr>
+                    <m:scr m:val="script"/>
+                  </m:rPr>
+                  <w:rPr>
+                    <w:rFonts w:ascii="Cambria Math" w:eastAsiaTheme="minorEastAsia" w:hAnsi="Cambria Math" w:cs="Times New Roman"/>
+                    <w:szCs w:val="19"/>
+                  </w:rPr>
+                  <m:t>X</m:t>
+                </m:r>
+              </m:e>
+            </m:d>
+          </m:e>
+          <m:sup>
+            <m:r>
+              <w:rPr>
+                <w:rFonts w:ascii="Cambria Math" w:eastAsiaTheme="minorEastAsia" w:hAnsi="Cambria Math" w:cs="Times New Roman"/>
+                <w:szCs w:val="19"/>
+              </w:rPr>
+              <m:t>n</m:t>
+            </m:r>
+          </m:sup>
+        </m:sSup>
+      </m:oMath>
+      <w:r>
+        <w:rPr>
+          <w:rFonts w:eastAsiaTheme="minorEastAsia" w:cs="Times New Roman"/>
+          <w:szCs w:val="19"/>
+        </w:rPr>
+        <w:t>); each “letter” of this new source is a block.</w:t>
+      </w:r>
+    </w:p>
+    <w:p>
+      <w:pPr>
+        <w:rPr>
+          <w:rFonts w:eastAsiaTheme="minorEastAsia" w:cs="Times New Roman"/>
+          <w:szCs w:val="19"/>
+        </w:rPr>
+      </w:pPr>
+    </w:p>
+    <w:p>
+      <w:pPr>
+        <w:rPr>
+          <w:rFonts w:eastAsiaTheme="minorEastAsia" w:cs="Times New Roman"/>
+          <w:szCs w:val="19"/>
+          <w:u w:val="single"/>
+        </w:rPr>
+      </w:pPr>
+      <w:r>
+        <w:rPr>
+          <w:rFonts w:eastAsiaTheme="minorEastAsia" w:cs="Times New Roman"/>
+          <w:szCs w:val="19"/>
+          <w:u w:val="single"/>
+        </w:rPr>
+        <w:t>Additivity of entropy under independence</w:t>
+      </w:r>
+    </w:p>
+    <w:p>
+      <w:pPr>
+        <w:rPr>
+          <w:rFonts w:eastAsiaTheme="minorEastAsia" w:cs="Times New Roman"/>
+          <w:szCs w:val="19"/>
+        </w:rPr>
+      </w:pPr>
+    </w:p>
+    <w:p>
+      <w:pPr>
+        <w:rPr>
+          <w:rFonts w:eastAsiaTheme="minorEastAsia" w:cs="Times New Roman"/>
+          <w:szCs w:val="19"/>
+        </w:rPr>
+      </w:pPr>
+      <w:r>
+        <w:rPr>
+          <w:rFonts w:eastAsiaTheme="minorEastAsia" w:cs="Times New Roman"/>
+          <w:szCs w:val="19"/>
+        </w:rPr>
+        <w:t>We want to compute:</w:t>
+      </w:r>
+    </w:p>
+    <w:p>
+      <w:pPr>
+        <w:rPr>
+          <w:rFonts w:eastAsiaTheme="minorEastAsia" w:cs="Times New Roman"/>
+          <w:szCs w:val="19"/>
+        </w:rPr>
+      </w:pPr>
+    </w:p>
+    <w:p>
+      <w:pPr>
+        <w:rPr>
+          <w:rFonts w:eastAsiaTheme="minorEastAsia" w:cs="Times New Roman"/>
+          <w:szCs w:val="19"/>
+        </w:rPr>
+      </w:pPr>
     </w:p>
     <w:p>
       <w:pPr>
@@ -3610,7 +4475,6 @@
         <w:pStyle w:val="Heading1"/>
       </w:pPr>
       <w:r>
-        <w:lastRenderedPageBreak/>
         <w:t>References</w:t>
       </w:r>
     </w:p>

--- a/docs/language_models/Perplexity_in_Language_Models.docx
+++ b/docs/language_models/Perplexity_in_Language_Models.docx
@@ -3925,6 +3925,13 @@
         </w:rPr>
         <w:t xml:space="preserve"> </w:t>
       </w:r>
+      <w:r>
+        <w:rPr>
+          <w:rFonts w:eastAsiaTheme="minorEastAsia" w:cs="Times New Roman"/>
+          <w:szCs w:val="19"/>
+        </w:rPr>
+        <w:t xml:space="preserve">   (der.1)</w:t>
+      </w:r>
     </w:p>
     <w:p>
       <w:pPr>
@@ -4245,7 +4252,21 @@
           <w:rFonts w:eastAsiaTheme="minorEastAsia" w:cs="Times New Roman"/>
           <w:szCs w:val="19"/>
         </w:rPr>
-        <w:t xml:space="preserve">   (by independence)</w:t>
+        <w:t xml:space="preserve">  </w:t>
+      </w:r>
+      <w:r>
+        <w:rPr>
+          <w:rFonts w:eastAsiaTheme="minorEastAsia" w:cs="Times New Roman"/>
+          <w:szCs w:val="19"/>
+        </w:rPr>
+        <w:t>(der.2)</w:t>
+      </w:r>
+      <w:r>
+        <w:rPr>
+          <w:rFonts w:eastAsiaTheme="minorEastAsia" w:cs="Times New Roman"/>
+          <w:szCs w:val="19"/>
+        </w:rPr>
+        <w:t xml:space="preserve"> (by independence)</w:t>
       </w:r>
       <w:r>
         <w:rPr>
@@ -4414,6 +4435,1100 @@
         </w:rPr>
         <w:t>We want to compute:</w:t>
       </w:r>
+    </w:p>
+    <w:p>
+      <w:pPr>
+        <w:rPr>
+          <w:rFonts w:eastAsiaTheme="minorEastAsia" w:cs="Times New Roman"/>
+          <w:szCs w:val="19"/>
+        </w:rPr>
+      </w:pPr>
+    </w:p>
+    <w:p>
+      <w:pPr>
+        <w:rPr>
+          <w:rFonts w:eastAsiaTheme="minorEastAsia" w:cs="Times New Roman"/>
+          <w:szCs w:val="19"/>
+        </w:rPr>
+      </w:pPr>
+      <m:oMath>
+        <m:sSub>
+          <m:sSubPr>
+            <m:ctrlPr>
+              <w:rPr>
+                <w:rFonts w:ascii="Cambria Math" w:eastAsiaTheme="minorEastAsia" w:hAnsi="Cambria Math" w:cs="Times New Roman"/>
+                <w:i/>
+                <w:szCs w:val="19"/>
+              </w:rPr>
+            </m:ctrlPr>
+          </m:sSubPr>
+          <m:e>
+            <m:r>
+              <w:rPr>
+                <w:rFonts w:ascii="Cambria Math" w:eastAsiaTheme="minorEastAsia" w:hAnsi="Cambria Math" w:cs="Times New Roman"/>
+                <w:szCs w:val="19"/>
+              </w:rPr>
+              <m:t>H</m:t>
+            </m:r>
+          </m:e>
+          <m:sub>
+            <m:r>
+              <w:rPr>
+                <w:rFonts w:ascii="Cambria Math" w:eastAsiaTheme="minorEastAsia" w:hAnsi="Cambria Math" w:cs="Times New Roman"/>
+                <w:szCs w:val="19"/>
+              </w:rPr>
+              <m:t>2</m:t>
+            </m:r>
+          </m:sub>
+        </m:sSub>
+        <m:d>
+          <m:dPr>
+            <m:ctrlPr>
+              <w:rPr>
+                <w:rFonts w:ascii="Cambria Math" w:eastAsiaTheme="minorEastAsia" w:hAnsi="Cambria Math" w:cs="Times New Roman"/>
+                <w:i/>
+                <w:szCs w:val="19"/>
+              </w:rPr>
+            </m:ctrlPr>
+          </m:dPr>
+          <m:e>
+            <m:sSup>
+              <m:sSupPr>
+                <m:ctrlPr>
+                  <w:rPr>
+                    <w:rFonts w:ascii="Cambria Math" w:eastAsiaTheme="minorEastAsia" w:hAnsi="Cambria Math" w:cs="Times New Roman"/>
+                    <w:i/>
+                    <w:szCs w:val="19"/>
+                  </w:rPr>
+                </m:ctrlPr>
+              </m:sSupPr>
+              <m:e>
+                <m:r>
+                  <w:rPr>
+                    <w:rFonts w:ascii="Cambria Math" w:eastAsiaTheme="minorEastAsia" w:hAnsi="Cambria Math" w:cs="Times New Roman"/>
+                    <w:szCs w:val="19"/>
+                  </w:rPr>
+                  <m:t>X</m:t>
+                </m:r>
+              </m:e>
+              <m:sup>
+                <m:r>
+                  <w:rPr>
+                    <w:rFonts w:ascii="Cambria Math" w:eastAsiaTheme="minorEastAsia" w:hAnsi="Cambria Math" w:cs="Times New Roman"/>
+                    <w:szCs w:val="19"/>
+                  </w:rPr>
+                  <m:t>n</m:t>
+                </m:r>
+              </m:sup>
+            </m:sSup>
+          </m:e>
+        </m:d>
+        <m:r>
+          <w:rPr>
+            <w:rFonts w:ascii="Cambria Math" w:eastAsiaTheme="minorEastAsia" w:hAnsi="Cambria Math" w:cs="Times New Roman"/>
+            <w:szCs w:val="19"/>
+          </w:rPr>
+          <m:t>=-</m:t>
+        </m:r>
+        <m:nary>
+          <m:naryPr>
+            <m:chr m:val="∑"/>
+            <m:limLoc m:val="undOvr"/>
+            <m:supHide m:val="1"/>
+            <m:ctrlPr>
+              <w:rPr>
+                <w:rFonts w:ascii="Cambria Math" w:eastAsiaTheme="minorEastAsia" w:hAnsi="Cambria Math" w:cs="Times New Roman"/>
+                <w:i/>
+                <w:szCs w:val="19"/>
+              </w:rPr>
+            </m:ctrlPr>
+          </m:naryPr>
+          <m:sub>
+            <m:sSup>
+              <m:sSupPr>
+                <m:ctrlPr>
+                  <w:rPr>
+                    <w:rFonts w:ascii="Cambria Math" w:eastAsiaTheme="minorEastAsia" w:hAnsi="Cambria Math" w:cs="Times New Roman"/>
+                    <w:i/>
+                    <w:szCs w:val="19"/>
+                  </w:rPr>
+                </m:ctrlPr>
+              </m:sSupPr>
+              <m:e>
+                <m:r>
+                  <w:rPr>
+                    <w:rFonts w:ascii="Cambria Math" w:eastAsiaTheme="minorEastAsia" w:hAnsi="Cambria Math" w:cs="Times New Roman"/>
+                    <w:szCs w:val="19"/>
+                  </w:rPr>
+                  <m:t>x</m:t>
+                </m:r>
+              </m:e>
+              <m:sup>
+                <m:r>
+                  <w:rPr>
+                    <w:rFonts w:ascii="Cambria Math" w:eastAsiaTheme="minorEastAsia" w:hAnsi="Cambria Math" w:cs="Times New Roman"/>
+                    <w:szCs w:val="19"/>
+                  </w:rPr>
+                  <m:t>n</m:t>
+                </m:r>
+              </m:sup>
+            </m:sSup>
+            <m:r>
+              <w:rPr>
+                <w:rFonts w:ascii="Cambria Math" w:eastAsiaTheme="minorEastAsia" w:hAnsi="Cambria Math" w:cs="Times New Roman"/>
+                <w:szCs w:val="19"/>
+              </w:rPr>
+              <m:t>∈</m:t>
+            </m:r>
+            <m:sSup>
+              <m:sSupPr>
+                <m:ctrlPr>
+                  <w:rPr>
+                    <w:rFonts w:ascii="Cambria Math" w:eastAsiaTheme="minorEastAsia" w:hAnsi="Cambria Math" w:cs="Times New Roman"/>
+                    <w:i/>
+                    <w:szCs w:val="19"/>
+                  </w:rPr>
+                </m:ctrlPr>
+              </m:sSupPr>
+              <m:e>
+                <m:r>
+                  <m:rPr>
+                    <m:scr m:val="script"/>
+                  </m:rPr>
+                  <w:rPr>
+                    <w:rFonts w:ascii="Cambria Math" w:eastAsiaTheme="minorEastAsia" w:hAnsi="Cambria Math" w:cs="Times New Roman"/>
+                    <w:szCs w:val="19"/>
+                  </w:rPr>
+                  <m:t>X</m:t>
+                </m:r>
+              </m:e>
+              <m:sup>
+                <m:r>
+                  <w:rPr>
+                    <w:rFonts w:ascii="Cambria Math" w:eastAsiaTheme="minorEastAsia" w:hAnsi="Cambria Math" w:cs="Times New Roman"/>
+                    <w:szCs w:val="19"/>
+                  </w:rPr>
+                  <m:t>n</m:t>
+                </m:r>
+              </m:sup>
+            </m:sSup>
+          </m:sub>
+          <m:sup/>
+          <m:e>
+            <m:sSup>
+              <m:sSupPr>
+                <m:ctrlPr>
+                  <w:rPr>
+                    <w:rFonts w:ascii="Cambria Math" w:eastAsiaTheme="minorEastAsia" w:hAnsi="Cambria Math" w:cs="Times New Roman"/>
+                    <w:i/>
+                    <w:szCs w:val="19"/>
+                  </w:rPr>
+                </m:ctrlPr>
+              </m:sSupPr>
+              <m:e>
+                <m:r>
+                  <w:rPr>
+                    <w:rFonts w:ascii="Cambria Math" w:eastAsiaTheme="minorEastAsia" w:hAnsi="Cambria Math" w:cs="Times New Roman"/>
+                    <w:szCs w:val="19"/>
+                  </w:rPr>
+                  <m:t>p</m:t>
+                </m:r>
+              </m:e>
+              <m:sup>
+                <m:r>
+                  <w:rPr>
+                    <w:rFonts w:ascii="Cambria Math" w:eastAsiaTheme="minorEastAsia" w:hAnsi="Cambria Math" w:cs="Times New Roman"/>
+                    <w:szCs w:val="19"/>
+                  </w:rPr>
+                  <m:t>n</m:t>
+                </m:r>
+              </m:sup>
+            </m:sSup>
+            <m:d>
+              <m:dPr>
+                <m:ctrlPr>
+                  <w:rPr>
+                    <w:rFonts w:ascii="Cambria Math" w:eastAsiaTheme="minorEastAsia" w:hAnsi="Cambria Math" w:cs="Times New Roman"/>
+                    <w:i/>
+                    <w:szCs w:val="19"/>
+                  </w:rPr>
+                </m:ctrlPr>
+              </m:dPr>
+              <m:e>
+                <m:sSup>
+                  <m:sSupPr>
+                    <m:ctrlPr>
+                      <w:rPr>
+                        <w:rFonts w:ascii="Cambria Math" w:eastAsiaTheme="minorEastAsia" w:hAnsi="Cambria Math" w:cs="Times New Roman"/>
+                        <w:i/>
+                        <w:szCs w:val="19"/>
+                      </w:rPr>
+                    </m:ctrlPr>
+                  </m:sSupPr>
+                  <m:e>
+                    <m:r>
+                      <w:rPr>
+                        <w:rFonts w:ascii="Cambria Math" w:eastAsiaTheme="minorEastAsia" w:hAnsi="Cambria Math" w:cs="Times New Roman"/>
+                        <w:szCs w:val="19"/>
+                      </w:rPr>
+                      <m:t>x</m:t>
+                    </m:r>
+                  </m:e>
+                  <m:sup>
+                    <m:r>
+                      <w:rPr>
+                        <w:rFonts w:ascii="Cambria Math" w:eastAsiaTheme="minorEastAsia" w:hAnsi="Cambria Math" w:cs="Times New Roman"/>
+                        <w:szCs w:val="19"/>
+                      </w:rPr>
+                      <m:t>n</m:t>
+                    </m:r>
+                  </m:sup>
+                </m:sSup>
+              </m:e>
+            </m:d>
+          </m:e>
+        </m:nary>
+        <m:func>
+          <m:funcPr>
+            <m:ctrlPr>
+              <w:rPr>
+                <w:rFonts w:ascii="Cambria Math" w:eastAsiaTheme="minorEastAsia" w:hAnsi="Cambria Math" w:cs="Times New Roman"/>
+                <w:i/>
+                <w:szCs w:val="19"/>
+              </w:rPr>
+            </m:ctrlPr>
+          </m:funcPr>
+          <m:fName>
+            <m:sSub>
+              <m:sSubPr>
+                <m:ctrlPr>
+                  <w:rPr>
+                    <w:rFonts w:ascii="Cambria Math" w:eastAsiaTheme="minorEastAsia" w:hAnsi="Cambria Math" w:cs="Times New Roman"/>
+                    <w:szCs w:val="19"/>
+                  </w:rPr>
+                </m:ctrlPr>
+              </m:sSubPr>
+              <m:e>
+                <m:r>
+                  <m:rPr>
+                    <m:sty m:val="p"/>
+                  </m:rPr>
+                  <w:rPr>
+                    <w:rFonts w:ascii="Cambria Math" w:eastAsiaTheme="minorEastAsia" w:hAnsi="Cambria Math" w:cs="Times New Roman"/>
+                    <w:szCs w:val="19"/>
+                  </w:rPr>
+                  <m:t>log</m:t>
+                </m:r>
+              </m:e>
+              <m:sub>
+                <m:r>
+                  <w:rPr>
+                    <w:rFonts w:ascii="Cambria Math" w:eastAsiaTheme="minorEastAsia" w:hAnsi="Cambria Math" w:cs="Times New Roman"/>
+                    <w:szCs w:val="19"/>
+                  </w:rPr>
+                  <m:t>2</m:t>
+                </m:r>
+              </m:sub>
+            </m:sSub>
+          </m:fName>
+          <m:e>
+            <m:sSup>
+              <m:sSupPr>
+                <m:ctrlPr>
+                  <w:rPr>
+                    <w:rFonts w:ascii="Cambria Math" w:eastAsiaTheme="minorEastAsia" w:hAnsi="Cambria Math" w:cs="Times New Roman"/>
+                    <w:i/>
+                    <w:szCs w:val="19"/>
+                  </w:rPr>
+                </m:ctrlPr>
+              </m:sSupPr>
+              <m:e>
+                <m:r>
+                  <w:rPr>
+                    <w:rFonts w:ascii="Cambria Math" w:eastAsiaTheme="minorEastAsia" w:hAnsi="Cambria Math" w:cs="Times New Roman"/>
+                    <w:szCs w:val="19"/>
+                  </w:rPr>
+                  <m:t>p</m:t>
+                </m:r>
+              </m:e>
+              <m:sup>
+                <m:r>
+                  <w:rPr>
+                    <w:rFonts w:ascii="Cambria Math" w:eastAsiaTheme="minorEastAsia" w:hAnsi="Cambria Math" w:cs="Times New Roman"/>
+                    <w:szCs w:val="19"/>
+                  </w:rPr>
+                  <m:t>n</m:t>
+                </m:r>
+              </m:sup>
+            </m:sSup>
+            <m:d>
+              <m:dPr>
+                <m:ctrlPr>
+                  <w:rPr>
+                    <w:rFonts w:ascii="Cambria Math" w:eastAsiaTheme="minorEastAsia" w:hAnsi="Cambria Math" w:cs="Times New Roman"/>
+                    <w:i/>
+                    <w:szCs w:val="19"/>
+                  </w:rPr>
+                </m:ctrlPr>
+              </m:dPr>
+              <m:e>
+                <m:sSup>
+                  <m:sSupPr>
+                    <m:ctrlPr>
+                      <w:rPr>
+                        <w:rFonts w:ascii="Cambria Math" w:eastAsiaTheme="minorEastAsia" w:hAnsi="Cambria Math" w:cs="Times New Roman"/>
+                        <w:i/>
+                        <w:szCs w:val="19"/>
+                      </w:rPr>
+                    </m:ctrlPr>
+                  </m:sSupPr>
+                  <m:e>
+                    <m:r>
+                      <w:rPr>
+                        <w:rFonts w:ascii="Cambria Math" w:eastAsiaTheme="minorEastAsia" w:hAnsi="Cambria Math" w:cs="Times New Roman"/>
+                        <w:szCs w:val="19"/>
+                      </w:rPr>
+                      <m:t>x</m:t>
+                    </m:r>
+                  </m:e>
+                  <m:sup>
+                    <m:r>
+                      <w:rPr>
+                        <w:rFonts w:ascii="Cambria Math" w:eastAsiaTheme="minorEastAsia" w:hAnsi="Cambria Math" w:cs="Times New Roman"/>
+                        <w:szCs w:val="19"/>
+                      </w:rPr>
+                      <m:t>n</m:t>
+                    </m:r>
+                  </m:sup>
+                </m:sSup>
+              </m:e>
+            </m:d>
+          </m:e>
+        </m:func>
+      </m:oMath>
+      <w:r>
+        <w:rPr>
+          <w:rFonts w:eastAsiaTheme="minorEastAsia" w:cs="Times New Roman"/>
+          <w:szCs w:val="19"/>
+        </w:rPr>
+        <w:t xml:space="preserve">  (der.3)</w:t>
+      </w:r>
+    </w:p>
+    <w:p>
+      <w:pPr>
+        <w:rPr>
+          <w:rFonts w:eastAsiaTheme="minorEastAsia" w:cs="Times New Roman"/>
+          <w:szCs w:val="19"/>
+        </w:rPr>
+      </w:pPr>
+    </w:p>
+    <w:p>
+      <w:pPr>
+        <w:rPr>
+          <w:rFonts w:eastAsiaTheme="minorEastAsia" w:cs="Times New Roman"/>
+          <w:szCs w:val="19"/>
+        </w:rPr>
+      </w:pPr>
+      <w:r>
+        <w:rPr>
+          <w:rFonts w:eastAsiaTheme="minorEastAsia" w:cs="Times New Roman"/>
+          <w:szCs w:val="19"/>
+        </w:rPr>
+        <w:t xml:space="preserve">We use the identity </w:t>
+      </w:r>
+      <m:oMath>
+        <m:func>
+          <m:funcPr>
+            <m:ctrlPr>
+              <w:rPr>
+                <w:rFonts w:ascii="Cambria Math" w:eastAsiaTheme="minorEastAsia" w:hAnsi="Cambria Math" w:cs="Times New Roman"/>
+                <w:i/>
+                <w:szCs w:val="19"/>
+              </w:rPr>
+            </m:ctrlPr>
+          </m:funcPr>
+          <m:fName>
+            <m:sSub>
+              <m:sSubPr>
+                <m:ctrlPr>
+                  <w:rPr>
+                    <w:rFonts w:ascii="Cambria Math" w:eastAsiaTheme="minorEastAsia" w:hAnsi="Cambria Math" w:cs="Times New Roman"/>
+                    <w:szCs w:val="19"/>
+                  </w:rPr>
+                </m:ctrlPr>
+              </m:sSubPr>
+              <m:e>
+                <m:r>
+                  <m:rPr>
+                    <m:sty m:val="p"/>
+                  </m:rPr>
+                  <w:rPr>
+                    <w:rFonts w:ascii="Cambria Math" w:eastAsiaTheme="minorEastAsia" w:hAnsi="Cambria Math" w:cs="Times New Roman"/>
+                    <w:szCs w:val="19"/>
+                  </w:rPr>
+                  <m:t>log</m:t>
+                </m:r>
+              </m:e>
+              <m:sub>
+                <m:r>
+                  <w:rPr>
+                    <w:rFonts w:ascii="Cambria Math" w:eastAsiaTheme="minorEastAsia" w:hAnsi="Cambria Math" w:cs="Times New Roman"/>
+                    <w:szCs w:val="19"/>
+                  </w:rPr>
+                  <m:t>2</m:t>
+                </m:r>
+              </m:sub>
+            </m:sSub>
+          </m:fName>
+          <m:e>
+            <m:nary>
+              <m:naryPr>
+                <m:chr m:val="∏"/>
+                <m:limLoc m:val="undOvr"/>
+                <m:supHide m:val="1"/>
+                <m:ctrlPr>
+                  <w:rPr>
+                    <w:rFonts w:ascii="Cambria Math" w:eastAsiaTheme="minorEastAsia" w:hAnsi="Cambria Math" w:cs="Times New Roman"/>
+                    <w:i/>
+                    <w:szCs w:val="19"/>
+                  </w:rPr>
+                </m:ctrlPr>
+              </m:naryPr>
+              <m:sub>
+                <m:r>
+                  <w:rPr>
+                    <w:rFonts w:ascii="Cambria Math" w:eastAsiaTheme="minorEastAsia" w:hAnsi="Cambria Math" w:cs="Times New Roman"/>
+                    <w:szCs w:val="19"/>
+                  </w:rPr>
+                  <m:t>i</m:t>
+                </m:r>
+              </m:sub>
+              <m:sup/>
+              <m:e>
+                <m:r>
+                  <w:rPr>
+                    <w:rFonts w:ascii="Cambria Math" w:eastAsiaTheme="minorEastAsia" w:hAnsi="Cambria Math" w:cs="Times New Roman"/>
+                    <w:szCs w:val="19"/>
+                  </w:rPr>
+                  <m:t>p</m:t>
+                </m:r>
+                <m:d>
+                  <m:dPr>
+                    <m:ctrlPr>
+                      <w:rPr>
+                        <w:rFonts w:ascii="Cambria Math" w:eastAsiaTheme="minorEastAsia" w:hAnsi="Cambria Math" w:cs="Times New Roman"/>
+                        <w:i/>
+                        <w:szCs w:val="19"/>
+                      </w:rPr>
+                    </m:ctrlPr>
+                  </m:dPr>
+                  <m:e>
+                    <m:sSub>
+                      <m:sSubPr>
+                        <m:ctrlPr>
+                          <w:rPr>
+                            <w:rFonts w:ascii="Cambria Math" w:eastAsiaTheme="minorEastAsia" w:hAnsi="Cambria Math" w:cs="Times New Roman"/>
+                            <w:i/>
+                            <w:szCs w:val="19"/>
+                          </w:rPr>
+                        </m:ctrlPr>
+                      </m:sSubPr>
+                      <m:e>
+                        <m:r>
+                          <w:rPr>
+                            <w:rFonts w:ascii="Cambria Math" w:eastAsiaTheme="minorEastAsia" w:hAnsi="Cambria Math" w:cs="Times New Roman"/>
+                            <w:szCs w:val="19"/>
+                          </w:rPr>
+                          <m:t>x</m:t>
+                        </m:r>
+                      </m:e>
+                      <m:sub>
+                        <m:r>
+                          <w:rPr>
+                            <w:rFonts w:ascii="Cambria Math" w:eastAsiaTheme="minorEastAsia" w:hAnsi="Cambria Math" w:cs="Times New Roman"/>
+                            <w:szCs w:val="19"/>
+                          </w:rPr>
+                          <m:t>i</m:t>
+                        </m:r>
+                      </m:sub>
+                    </m:sSub>
+                  </m:e>
+                </m:d>
+              </m:e>
+            </m:nary>
+            <m:r>
+              <w:rPr>
+                <w:rFonts w:ascii="Cambria Math" w:eastAsiaTheme="minorEastAsia" w:hAnsi="Cambria Math" w:cs="Times New Roman"/>
+                <w:szCs w:val="19"/>
+              </w:rPr>
+              <m:t>=</m:t>
+            </m:r>
+            <m:nary>
+              <m:naryPr>
+                <m:chr m:val="∑"/>
+                <m:limLoc m:val="undOvr"/>
+                <m:supHide m:val="1"/>
+                <m:ctrlPr>
+                  <w:rPr>
+                    <w:rFonts w:ascii="Cambria Math" w:eastAsiaTheme="minorEastAsia" w:hAnsi="Cambria Math" w:cs="Times New Roman"/>
+                    <w:i/>
+                    <w:szCs w:val="19"/>
+                  </w:rPr>
+                </m:ctrlPr>
+              </m:naryPr>
+              <m:sub>
+                <m:r>
+                  <w:rPr>
+                    <w:rFonts w:ascii="Cambria Math" w:eastAsiaTheme="minorEastAsia" w:hAnsi="Cambria Math" w:cs="Times New Roman"/>
+                    <w:szCs w:val="19"/>
+                  </w:rPr>
+                  <m:t>i</m:t>
+                </m:r>
+              </m:sub>
+              <m:sup/>
+              <m:e>
+                <m:func>
+                  <m:funcPr>
+                    <m:ctrlPr>
+                      <w:rPr>
+                        <w:rFonts w:ascii="Cambria Math" w:eastAsiaTheme="minorEastAsia" w:hAnsi="Cambria Math" w:cs="Times New Roman"/>
+                        <w:i/>
+                        <w:szCs w:val="19"/>
+                      </w:rPr>
+                    </m:ctrlPr>
+                  </m:funcPr>
+                  <m:fName>
+                    <m:sSub>
+                      <m:sSubPr>
+                        <m:ctrlPr>
+                          <w:rPr>
+                            <w:rFonts w:ascii="Cambria Math" w:eastAsiaTheme="minorEastAsia" w:hAnsi="Cambria Math" w:cs="Times New Roman"/>
+                            <w:szCs w:val="19"/>
+                          </w:rPr>
+                        </m:ctrlPr>
+                      </m:sSubPr>
+                      <m:e>
+                        <m:r>
+                          <m:rPr>
+                            <m:sty m:val="p"/>
+                          </m:rPr>
+                          <w:rPr>
+                            <w:rFonts w:ascii="Cambria Math" w:eastAsiaTheme="minorEastAsia" w:hAnsi="Cambria Math" w:cs="Times New Roman"/>
+                            <w:szCs w:val="19"/>
+                          </w:rPr>
+                          <m:t>log</m:t>
+                        </m:r>
+                      </m:e>
+                      <m:sub>
+                        <m:r>
+                          <w:rPr>
+                            <w:rFonts w:ascii="Cambria Math" w:eastAsiaTheme="minorEastAsia" w:hAnsi="Cambria Math" w:cs="Times New Roman"/>
+                            <w:szCs w:val="19"/>
+                          </w:rPr>
+                          <m:t>2</m:t>
+                        </m:r>
+                      </m:sub>
+                    </m:sSub>
+                  </m:fName>
+                  <m:e>
+                    <m:r>
+                      <w:rPr>
+                        <w:rFonts w:ascii="Cambria Math" w:eastAsiaTheme="minorEastAsia" w:hAnsi="Cambria Math" w:cs="Times New Roman"/>
+                        <w:szCs w:val="19"/>
+                      </w:rPr>
+                      <m:t>p</m:t>
+                    </m:r>
+                    <m:d>
+                      <m:dPr>
+                        <m:ctrlPr>
+                          <w:rPr>
+                            <w:rFonts w:ascii="Cambria Math" w:eastAsiaTheme="minorEastAsia" w:hAnsi="Cambria Math" w:cs="Times New Roman"/>
+                            <w:i/>
+                            <w:szCs w:val="19"/>
+                          </w:rPr>
+                        </m:ctrlPr>
+                      </m:dPr>
+                      <m:e>
+                        <m:sSub>
+                          <m:sSubPr>
+                            <m:ctrlPr>
+                              <w:rPr>
+                                <w:rFonts w:ascii="Cambria Math" w:eastAsiaTheme="minorEastAsia" w:hAnsi="Cambria Math" w:cs="Times New Roman"/>
+                                <w:i/>
+                                <w:szCs w:val="19"/>
+                              </w:rPr>
+                            </m:ctrlPr>
+                          </m:sSubPr>
+                          <m:e>
+                            <m:r>
+                              <w:rPr>
+                                <w:rFonts w:ascii="Cambria Math" w:eastAsiaTheme="minorEastAsia" w:hAnsi="Cambria Math" w:cs="Times New Roman"/>
+                                <w:szCs w:val="19"/>
+                              </w:rPr>
+                              <m:t>x</m:t>
+                            </m:r>
+                          </m:e>
+                          <m:sub>
+                            <m:r>
+                              <w:rPr>
+                                <w:rFonts w:ascii="Cambria Math" w:eastAsiaTheme="minorEastAsia" w:hAnsi="Cambria Math" w:cs="Times New Roman"/>
+                                <w:szCs w:val="19"/>
+                              </w:rPr>
+                              <m:t>i</m:t>
+                            </m:r>
+                          </m:sub>
+                        </m:sSub>
+                      </m:e>
+                    </m:d>
+                  </m:e>
+                </m:func>
+              </m:e>
+            </m:nary>
+          </m:e>
+        </m:func>
+      </m:oMath>
+      <w:r>
+        <w:rPr>
+          <w:rFonts w:eastAsiaTheme="minorEastAsia" w:cs="Times New Roman"/>
+          <w:szCs w:val="19"/>
+        </w:rPr>
+        <w:t xml:space="preserve">   (der.4)</w:t>
+      </w:r>
+    </w:p>
+    <w:p>
+      <w:pPr>
+        <w:rPr>
+          <w:rFonts w:eastAsiaTheme="minorEastAsia" w:cs="Times New Roman"/>
+          <w:szCs w:val="19"/>
+        </w:rPr>
+      </w:pPr>
+    </w:p>
+    <w:p>
+      <w:pPr>
+        <w:rPr>
+          <w:rFonts w:eastAsiaTheme="minorEastAsia" w:cs="Times New Roman"/>
+          <w:szCs w:val="19"/>
+        </w:rPr>
+      </w:pPr>
+      <m:oMath>
+        <m:sSub>
+          <m:sSubPr>
+            <m:ctrlPr>
+              <w:rPr>
+                <w:rFonts w:ascii="Cambria Math" w:eastAsiaTheme="minorEastAsia" w:hAnsi="Cambria Math" w:cs="Times New Roman"/>
+                <w:i/>
+                <w:szCs w:val="19"/>
+              </w:rPr>
+            </m:ctrlPr>
+          </m:sSubPr>
+          <m:e>
+            <m:r>
+              <w:rPr>
+                <w:rFonts w:ascii="Cambria Math" w:eastAsiaTheme="minorEastAsia" w:hAnsi="Cambria Math" w:cs="Times New Roman"/>
+                <w:szCs w:val="19"/>
+              </w:rPr>
+              <m:t>H</m:t>
+            </m:r>
+          </m:e>
+          <m:sub>
+            <m:r>
+              <w:rPr>
+                <w:rFonts w:ascii="Cambria Math" w:eastAsiaTheme="minorEastAsia" w:hAnsi="Cambria Math" w:cs="Times New Roman"/>
+                <w:szCs w:val="19"/>
+              </w:rPr>
+              <m:t>2</m:t>
+            </m:r>
+          </m:sub>
+        </m:sSub>
+        <m:d>
+          <m:dPr>
+            <m:ctrlPr>
+              <w:rPr>
+                <w:rFonts w:ascii="Cambria Math" w:eastAsiaTheme="minorEastAsia" w:hAnsi="Cambria Math" w:cs="Times New Roman"/>
+                <w:i/>
+                <w:szCs w:val="19"/>
+              </w:rPr>
+            </m:ctrlPr>
+          </m:dPr>
+          <m:e>
+            <m:sSup>
+              <m:sSupPr>
+                <m:ctrlPr>
+                  <w:rPr>
+                    <w:rFonts w:ascii="Cambria Math" w:eastAsiaTheme="minorEastAsia" w:hAnsi="Cambria Math" w:cs="Times New Roman"/>
+                    <w:i/>
+                    <w:szCs w:val="19"/>
+                  </w:rPr>
+                </m:ctrlPr>
+              </m:sSupPr>
+              <m:e>
+                <m:r>
+                  <w:rPr>
+                    <w:rFonts w:ascii="Cambria Math" w:eastAsiaTheme="minorEastAsia" w:hAnsi="Cambria Math" w:cs="Times New Roman"/>
+                    <w:szCs w:val="19"/>
+                  </w:rPr>
+                  <m:t>X</m:t>
+                </m:r>
+              </m:e>
+              <m:sup>
+                <m:r>
+                  <w:rPr>
+                    <w:rFonts w:ascii="Cambria Math" w:eastAsiaTheme="minorEastAsia" w:hAnsi="Cambria Math" w:cs="Times New Roman"/>
+                    <w:szCs w:val="19"/>
+                  </w:rPr>
+                  <m:t>n</m:t>
+                </m:r>
+              </m:sup>
+            </m:sSup>
+          </m:e>
+        </m:d>
+        <m:r>
+          <w:rPr>
+            <w:rFonts w:ascii="Cambria Math" w:eastAsiaTheme="minorEastAsia" w:hAnsi="Cambria Math" w:cs="Times New Roman"/>
+            <w:szCs w:val="19"/>
+          </w:rPr>
+          <m:t>=-</m:t>
+        </m:r>
+        <m:nary>
+          <m:naryPr>
+            <m:chr m:val="∑"/>
+            <m:limLoc m:val="undOvr"/>
+            <m:supHide m:val="1"/>
+            <m:ctrlPr>
+              <w:rPr>
+                <w:rFonts w:ascii="Cambria Math" w:eastAsiaTheme="minorEastAsia" w:hAnsi="Cambria Math" w:cs="Times New Roman"/>
+                <w:i/>
+                <w:szCs w:val="19"/>
+              </w:rPr>
+            </m:ctrlPr>
+          </m:naryPr>
+          <m:sub>
+            <m:sSup>
+              <m:sSupPr>
+                <m:ctrlPr>
+                  <w:rPr>
+                    <w:rFonts w:ascii="Cambria Math" w:eastAsiaTheme="minorEastAsia" w:hAnsi="Cambria Math" w:cs="Times New Roman"/>
+                    <w:i/>
+                    <w:szCs w:val="19"/>
+                  </w:rPr>
+                </m:ctrlPr>
+              </m:sSupPr>
+              <m:e>
+                <m:r>
+                  <w:rPr>
+                    <w:rFonts w:ascii="Cambria Math" w:eastAsiaTheme="minorEastAsia" w:hAnsi="Cambria Math" w:cs="Times New Roman"/>
+                    <w:szCs w:val="19"/>
+                  </w:rPr>
+                  <m:t>x</m:t>
+                </m:r>
+              </m:e>
+              <m:sup>
+                <m:r>
+                  <w:rPr>
+                    <w:rFonts w:ascii="Cambria Math" w:eastAsiaTheme="minorEastAsia" w:hAnsi="Cambria Math" w:cs="Times New Roman"/>
+                    <w:szCs w:val="19"/>
+                  </w:rPr>
+                  <m:t>n</m:t>
+                </m:r>
+              </m:sup>
+            </m:sSup>
+            <m:r>
+              <w:rPr>
+                <w:rFonts w:ascii="Cambria Math" w:eastAsiaTheme="minorEastAsia" w:hAnsi="Cambria Math" w:cs="Times New Roman"/>
+                <w:szCs w:val="19"/>
+              </w:rPr>
+              <m:t>∈</m:t>
+            </m:r>
+            <m:sSup>
+              <m:sSupPr>
+                <m:ctrlPr>
+                  <w:rPr>
+                    <w:rFonts w:ascii="Cambria Math" w:eastAsiaTheme="minorEastAsia" w:hAnsi="Cambria Math" w:cs="Times New Roman"/>
+                    <w:i/>
+                    <w:szCs w:val="19"/>
+                  </w:rPr>
+                </m:ctrlPr>
+              </m:sSupPr>
+              <m:e>
+                <m:r>
+                  <m:rPr>
+                    <m:scr m:val="script"/>
+                  </m:rPr>
+                  <w:rPr>
+                    <w:rFonts w:ascii="Cambria Math" w:eastAsiaTheme="minorEastAsia" w:hAnsi="Cambria Math" w:cs="Times New Roman"/>
+                    <w:szCs w:val="19"/>
+                  </w:rPr>
+                  <m:t>X</m:t>
+                </m:r>
+              </m:e>
+              <m:sup>
+                <m:r>
+                  <w:rPr>
+                    <w:rFonts w:ascii="Cambria Math" w:eastAsiaTheme="minorEastAsia" w:hAnsi="Cambria Math" w:cs="Times New Roman"/>
+                    <w:szCs w:val="19"/>
+                  </w:rPr>
+                  <m:t>n</m:t>
+                </m:r>
+              </m:sup>
+            </m:sSup>
+          </m:sub>
+          <m:sup/>
+          <m:e>
+            <m:d>
+              <m:dPr>
+                <m:ctrlPr>
+                  <w:rPr>
+                    <w:rFonts w:ascii="Cambria Math" w:eastAsiaTheme="minorEastAsia" w:hAnsi="Cambria Math" w:cs="Times New Roman"/>
+                    <w:i/>
+                    <w:szCs w:val="19"/>
+                  </w:rPr>
+                </m:ctrlPr>
+              </m:dPr>
+              <m:e>
+                <m:nary>
+                  <m:naryPr>
+                    <m:chr m:val="∏"/>
+                    <m:limLoc m:val="undOvr"/>
+                    <m:ctrlPr>
+                      <w:rPr>
+                        <w:rFonts w:ascii="Cambria Math" w:eastAsiaTheme="minorEastAsia" w:hAnsi="Cambria Math" w:cs="Times New Roman"/>
+                        <w:i/>
+                        <w:szCs w:val="19"/>
+                      </w:rPr>
+                    </m:ctrlPr>
+                  </m:naryPr>
+                  <m:sub>
+                    <m:r>
+                      <w:rPr>
+                        <w:rFonts w:ascii="Cambria Math" w:eastAsiaTheme="minorEastAsia" w:hAnsi="Cambria Math" w:cs="Times New Roman"/>
+                        <w:szCs w:val="19"/>
+                      </w:rPr>
+                      <m:t>i=1</m:t>
+                    </m:r>
+                  </m:sub>
+                  <m:sup>
+                    <m:r>
+                      <w:rPr>
+                        <w:rFonts w:ascii="Cambria Math" w:eastAsiaTheme="minorEastAsia" w:hAnsi="Cambria Math" w:cs="Times New Roman"/>
+                        <w:szCs w:val="19"/>
+                      </w:rPr>
+                      <m:t>n</m:t>
+                    </m:r>
+                  </m:sup>
+                  <m:e>
+                    <m:r>
+                      <w:rPr>
+                        <w:rFonts w:ascii="Cambria Math" w:eastAsiaTheme="minorEastAsia" w:hAnsi="Cambria Math" w:cs="Times New Roman"/>
+                        <w:szCs w:val="19"/>
+                      </w:rPr>
+                      <m:t>p</m:t>
+                    </m:r>
+                    <m:d>
+                      <m:dPr>
+                        <m:ctrlPr>
+                          <w:rPr>
+                            <w:rFonts w:ascii="Cambria Math" w:eastAsiaTheme="minorEastAsia" w:hAnsi="Cambria Math" w:cs="Times New Roman"/>
+                            <w:i/>
+                            <w:szCs w:val="19"/>
+                          </w:rPr>
+                        </m:ctrlPr>
+                      </m:dPr>
+                      <m:e>
+                        <m:sSub>
+                          <m:sSubPr>
+                            <m:ctrlPr>
+                              <w:rPr>
+                                <w:rFonts w:ascii="Cambria Math" w:eastAsiaTheme="minorEastAsia" w:hAnsi="Cambria Math" w:cs="Times New Roman"/>
+                                <w:i/>
+                                <w:szCs w:val="19"/>
+                              </w:rPr>
+                            </m:ctrlPr>
+                          </m:sSubPr>
+                          <m:e>
+                            <m:r>
+                              <w:rPr>
+                                <w:rFonts w:ascii="Cambria Math" w:eastAsiaTheme="minorEastAsia" w:hAnsi="Cambria Math" w:cs="Times New Roman"/>
+                                <w:szCs w:val="19"/>
+                              </w:rPr>
+                              <m:t>x</m:t>
+                            </m:r>
+                          </m:e>
+                          <m:sub>
+                            <m:r>
+                              <w:rPr>
+                                <w:rFonts w:ascii="Cambria Math" w:eastAsiaTheme="minorEastAsia" w:hAnsi="Cambria Math" w:cs="Times New Roman"/>
+                                <w:szCs w:val="19"/>
+                              </w:rPr>
+                              <m:t>i</m:t>
+                            </m:r>
+                          </m:sub>
+                        </m:sSub>
+                      </m:e>
+                    </m:d>
+                  </m:e>
+                </m:nary>
+              </m:e>
+            </m:d>
+          </m:e>
+        </m:nary>
+        <m:nary>
+          <m:naryPr>
+            <m:chr m:val="∑"/>
+            <m:limLoc m:val="undOvr"/>
+            <m:ctrlPr>
+              <w:rPr>
+                <w:rFonts w:ascii="Cambria Math" w:eastAsiaTheme="minorEastAsia" w:hAnsi="Cambria Math" w:cs="Times New Roman"/>
+                <w:i/>
+                <w:szCs w:val="19"/>
+              </w:rPr>
+            </m:ctrlPr>
+          </m:naryPr>
+          <m:sub>
+            <m:r>
+              <w:rPr>
+                <w:rFonts w:ascii="Cambria Math" w:eastAsiaTheme="minorEastAsia" w:hAnsi="Cambria Math" w:cs="Times New Roman"/>
+                <w:szCs w:val="19"/>
+              </w:rPr>
+              <m:t>j=1</m:t>
+            </m:r>
+          </m:sub>
+          <m:sup>
+            <m:r>
+              <w:rPr>
+                <w:rFonts w:ascii="Cambria Math" w:eastAsiaTheme="minorEastAsia" w:hAnsi="Cambria Math" w:cs="Times New Roman"/>
+                <w:szCs w:val="19"/>
+              </w:rPr>
+              <m:t>n</m:t>
+            </m:r>
+          </m:sup>
+          <m:e>
+            <m:func>
+              <m:funcPr>
+                <m:ctrlPr>
+                  <w:rPr>
+                    <w:rFonts w:ascii="Cambria Math" w:eastAsiaTheme="minorEastAsia" w:hAnsi="Cambria Math" w:cs="Times New Roman"/>
+                    <w:i/>
+                    <w:szCs w:val="19"/>
+                  </w:rPr>
+                </m:ctrlPr>
+              </m:funcPr>
+              <m:fName>
+                <m:sSub>
+                  <m:sSubPr>
+                    <m:ctrlPr>
+                      <w:rPr>
+                        <w:rFonts w:ascii="Cambria Math" w:eastAsiaTheme="minorEastAsia" w:hAnsi="Cambria Math" w:cs="Times New Roman"/>
+                        <w:szCs w:val="19"/>
+                      </w:rPr>
+                    </m:ctrlPr>
+                  </m:sSubPr>
+                  <m:e>
+                    <m:r>
+                      <m:rPr>
+                        <m:sty m:val="p"/>
+                      </m:rPr>
+                      <w:rPr>
+                        <w:rFonts w:ascii="Cambria Math" w:eastAsiaTheme="minorEastAsia" w:hAnsi="Cambria Math" w:cs="Times New Roman"/>
+                        <w:szCs w:val="19"/>
+                      </w:rPr>
+                      <m:t>log</m:t>
+                    </m:r>
+                  </m:e>
+                  <m:sub>
+                    <m:r>
+                      <w:rPr>
+                        <w:rFonts w:ascii="Cambria Math" w:eastAsiaTheme="minorEastAsia" w:hAnsi="Cambria Math" w:cs="Times New Roman"/>
+                        <w:szCs w:val="19"/>
+                      </w:rPr>
+                      <m:t>2</m:t>
+                    </m:r>
+                  </m:sub>
+                </m:sSub>
+              </m:fName>
+              <m:e>
+                <m:r>
+                  <w:rPr>
+                    <w:rFonts w:ascii="Cambria Math" w:eastAsiaTheme="minorEastAsia" w:hAnsi="Cambria Math" w:cs="Times New Roman"/>
+                    <w:szCs w:val="19"/>
+                  </w:rPr>
+                  <m:t>p</m:t>
+                </m:r>
+                <m:d>
+                  <m:dPr>
+                    <m:ctrlPr>
+                      <w:rPr>
+                        <w:rFonts w:ascii="Cambria Math" w:eastAsiaTheme="minorEastAsia" w:hAnsi="Cambria Math" w:cs="Times New Roman"/>
+                        <w:i/>
+                        <w:szCs w:val="19"/>
+                      </w:rPr>
+                    </m:ctrlPr>
+                  </m:dPr>
+                  <m:e>
+                    <m:sSub>
+                      <m:sSubPr>
+                        <m:ctrlPr>
+                          <w:rPr>
+                            <w:rFonts w:ascii="Cambria Math" w:eastAsiaTheme="minorEastAsia" w:hAnsi="Cambria Math" w:cs="Times New Roman"/>
+                            <w:i/>
+                            <w:szCs w:val="19"/>
+                          </w:rPr>
+                        </m:ctrlPr>
+                      </m:sSubPr>
+                      <m:e>
+                        <m:r>
+                          <w:rPr>
+                            <w:rFonts w:ascii="Cambria Math" w:eastAsiaTheme="minorEastAsia" w:hAnsi="Cambria Math" w:cs="Times New Roman"/>
+                            <w:szCs w:val="19"/>
+                          </w:rPr>
+                          <m:t>x</m:t>
+                        </m:r>
+                      </m:e>
+                      <m:sub>
+                        <m:r>
+                          <w:rPr>
+                            <w:rFonts w:ascii="Cambria Math" w:eastAsiaTheme="minorEastAsia" w:hAnsi="Cambria Math" w:cs="Times New Roman"/>
+                            <w:szCs w:val="19"/>
+                          </w:rPr>
+                          <m:t>j</m:t>
+                        </m:r>
+                      </m:sub>
+                    </m:sSub>
+                  </m:e>
+                </m:d>
+              </m:e>
+            </m:func>
+          </m:e>
+        </m:nary>
+      </m:oMath>
+      <w:r>
+        <w:rPr>
+          <w:rFonts w:eastAsiaTheme="minorEastAsia" w:cs="Times New Roman"/>
+          <w:szCs w:val="19"/>
+        </w:rPr>
+        <w:t xml:space="preserve">  (der.</w:t>
+      </w:r>
+      <w:r>
+        <w:rPr>
+          <w:rFonts w:eastAsiaTheme="minorEastAsia" w:cs="Times New Roman"/>
+          <w:szCs w:val="19"/>
+        </w:rPr>
+        <w:t>5</w:t>
+      </w:r>
+      <w:r>
+        <w:rPr>
+          <w:rFonts w:eastAsiaTheme="minorEastAsia" w:cs="Times New Roman"/>
+          <w:szCs w:val="19"/>
+        </w:rPr>
+        <w:t>)</w:t>
+      </w:r>
+    </w:p>
+    <w:p>
+      <w:pPr>
+        <w:rPr>
+          <w:rFonts w:eastAsiaTheme="minorEastAsia" w:cs="Times New Roman"/>
+          <w:szCs w:val="19"/>
+        </w:rPr>
+      </w:pPr>
     </w:p>
     <w:p>
       <w:pPr>
